--- a/lessons/5-9/downloads/5-9-notes.docx
+++ b/lessons/5-9/downloads/5-9-notes.docx
@@ -2567,7 +2567,7 @@
           <w:sz w:val="20"/>
           <w:szCs w:val="20"/>
         </w:rPr>
-        <w:t xml:space="preserve">A)  15.6 sq ft</w:t>
+        <w:t xml:space="preserve">A)  11.2 sq ft</w:t>
       </w:r>
     </w:p>
     <w:p>
@@ -2580,7 +2580,7 @@
           <w:sz w:val="20"/>
           <w:szCs w:val="20"/>
         </w:rPr>
-        <w:t xml:space="preserve">B)  31.2 sq ft</w:t>
+        <w:t xml:space="preserve">B)  15.6 sq ft</w:t>
       </w:r>
     </w:p>
     <w:p>
@@ -2593,7 +2593,7 @@
           <w:sz w:val="20"/>
           <w:szCs w:val="20"/>
         </w:rPr>
-        <w:t xml:space="preserve">C)  11.2 sq ft</w:t>
+        <w:t xml:space="preserve">C)  15.6 ft</w:t>
       </w:r>
     </w:p>
     <w:p>
@@ -2606,7 +2606,7 @@
           <w:sz w:val="20"/>
           <w:szCs w:val="20"/>
         </w:rPr>
-        <w:t xml:space="preserve">D)  15.6 ft</w:t>
+        <w:t xml:space="preserve">D)  31.2 sq ft</w:t>
       </w:r>
     </w:p>
     <w:p>
@@ -2652,7 +2652,7 @@
           <w:sz w:val="21"/>
           <w:szCs w:val="21"/>
         </w:rPr>
-        <w:t xml:space="preserve">A. 15.6 sq ft</w:t>
+        <w:t xml:space="preserve">B. 15.6 sq ft</w:t>
       </w:r>
     </w:p>
     <w:p>
@@ -2735,7 +2735,7 @@
           <w:sz w:val="20"/>
           <w:szCs w:val="20"/>
         </w:rPr>
-        <w:t xml:space="preserve">A)  93.6 sq ft</w:t>
+        <w:t xml:space="preserve">A)  15.6 sq ft</w:t>
       </w:r>
     </w:p>
     <w:p>
@@ -2748,7 +2748,7 @@
           <w:sz w:val="20"/>
           <w:szCs w:val="20"/>
         </w:rPr>
-        <w:t xml:space="preserve">B)  15.6 sq ft</w:t>
+        <w:t xml:space="preserve">B)  62.4 sq ft</w:t>
       </w:r>
     </w:p>
     <w:p>
@@ -2761,7 +2761,7 @@
           <w:sz w:val="20"/>
           <w:szCs w:val="20"/>
         </w:rPr>
-        <w:t xml:space="preserve">C)  187.2 sq ft</w:t>
+        <w:t xml:space="preserve">C)  93.6 sq ft</w:t>
       </w:r>
     </w:p>
     <w:p>
@@ -2774,7 +2774,7 @@
           <w:sz w:val="20"/>
           <w:szCs w:val="20"/>
         </w:rPr>
-        <w:t xml:space="preserve">D)  62.4 sq ft</w:t>
+        <w:t xml:space="preserve">D)  187.2 sq ft</w:t>
       </w:r>
     </w:p>
     <w:p>
@@ -3504,7 +3504,7 @@
           <w:sz w:val="20"/>
           <w:szCs w:val="20"/>
         </w:rPr>
-        <w:t xml:space="preserve">A)  42 sq cm</w:t>
+        <w:t xml:space="preserve">A)  14 sq cm</w:t>
       </w:r>
     </w:p>
     <w:p>
@@ -3530,7 +3530,7 @@
           <w:sz w:val="20"/>
           <w:szCs w:val="20"/>
         </w:rPr>
-        <w:t xml:space="preserve">C)  84 sq cm</w:t>
+        <w:t xml:space="preserve">C)  42 sq cm</w:t>
       </w:r>
     </w:p>
     <w:p>
@@ -3543,7 +3543,7 @@
           <w:sz w:val="20"/>
           <w:szCs w:val="20"/>
         </w:rPr>
-        <w:t xml:space="preserve">D)  14 sq cm</w:t>
+        <w:t xml:space="preserve">D)  84 sq cm</w:t>
       </w:r>
     </w:p>
     <w:p>
@@ -3634,7 +3634,7 @@
           <w:sz w:val="20"/>
           <w:szCs w:val="20"/>
         </w:rPr>
-        <w:t xml:space="preserve">A)  5</w:t>
+        <w:t xml:space="preserve">A)  3</w:t>
       </w:r>
     </w:p>
     <w:p>
@@ -3647,7 +3647,7 @@
           <w:sz w:val="20"/>
           <w:szCs w:val="20"/>
         </w:rPr>
-        <w:t xml:space="preserve">B)  3</w:t>
+        <w:t xml:space="preserve">B)  5</w:t>
       </w:r>
     </w:p>
     <w:p>
@@ -3797,7 +3797,7 @@
           <w:sz w:val="21"/>
           <w:szCs w:val="21"/>
         </w:rPr>
-        <w:t xml:space="preserve">A)  84 sq in</w:t>
+        <w:t xml:space="preserve">A)  16.8 sq in</w:t>
       </w:r>
     </w:p>
     <w:p>
@@ -3810,7 +3810,7 @@
           <w:sz w:val="21"/>
           <w:szCs w:val="21"/>
         </w:rPr>
-        <w:t xml:space="preserve">B)  16.8 sq in</w:t>
+        <w:t xml:space="preserve">B)  84 sq in</w:t>
       </w:r>
     </w:p>
     <w:p>
@@ -3823,7 +3823,7 @@
           <w:sz w:val="21"/>
           <w:szCs w:val="21"/>
         </w:rPr>
-        <w:t xml:space="preserve">C)  168 sq in</w:t>
+        <w:t xml:space="preserve">C)  84 in</w:t>
       </w:r>
     </w:p>
     <w:p>
@@ -3836,7 +3836,7 @@
           <w:sz w:val="21"/>
           <w:szCs w:val="21"/>
         </w:rPr>
-        <w:t xml:space="preserve">D)  84 in</w:t>
+        <w:t xml:space="preserve">D)  168 sq in</w:t>
       </w:r>
     </w:p>
     <w:p>

--- a/lessons/5-9/downloads/5-9-notes.docx
+++ b/lessons/5-9/downloads/5-9-notes.docx
@@ -2414,7 +2414,7 @@
                 <w:sz w:val="21"/>
                 <w:szCs w:val="21"/>
               </w:rPr>
-              <w:t xml:space="preserve">Your architecture firm is designing a hexagonal skylight for the lobby of a new museum. The glass fabricator needs to know the total area so they can cut the correct amount of glass. Each side of the hexagon is 6 feet, and the height of each triangle formed from the center is 5.2 feet.</w:t>
+              <w:t xml:space="preserve">Your architecture firm is designing a hexagonal skylight for the lobby of a new museum. The glass fabricator needs to know the total area so they can cut the correct amount of glass. Each side of the hexagon is 6 feet, and the height of each triangle formed from the center is 5.2 feet. The height is rounded to the nearest tenth of a foot, so the area is approximate.</w:t>
             </w:r>
           </w:p>
         </w:tc>
@@ -2554,7 +2554,7 @@
           <w:sz w:val="21"/>
           <w:szCs w:val="21"/>
         </w:rPr>
-        <w:t xml:space="preserve">A regular hexagon is divided into 6 equal triangles from the center. Each triangle has a base of 6 ft and a height of 5.2 ft. What is the area of one triangle?</w:t>
+        <w:t xml:space="preserve">A regular hexagon is divided into 6 equal triangles from the center. Each triangle has a base of 6 ft and a height of 5.2 ft. What is the area of one triangle? Use the given heights; nonsquare heights are rounded, so their areas are estimates.</w:t>
       </w:r>
     </w:p>
     <w:p>
@@ -2722,7 +2722,7 @@
           <w:sz w:val="21"/>
           <w:szCs w:val="21"/>
         </w:rPr>
-        <w:t xml:space="preserve">Using the triangle from the previous question, what is the total area of the hexagonal skylight?</w:t>
+        <w:t xml:space="preserve">A regular hexagonal skylight has 6 central triangles, each with base 6 ft and rounded height 5.2 ft. Using those measurements, what is the approximate total area?</w:t>
       </w:r>
     </w:p>
     <w:p>
@@ -2901,7 +2901,7 @@
                 <w:sz w:val="21"/>
                 <w:szCs w:val="21"/>
               </w:rPr>
-              <w:t xml:space="preserve">The parks department hired your firm to finish a regular octagonal gazebo at the center of Patterson Park. Seen from above, the gazebo floor decomposes into 8 congruent triangles that meet at the center point, and each triangle has a base of 5 feet and a height of 6 feet. The flooring contractor charges $3 per square foot and needs a total price before Friday's budget meeting.</w:t>
+              <w:t xml:space="preserve">The parks department hired your firm to finish a regular octagonal gazebo at the center of Patterson Park. Seen from above, the gazebo floor decomposes into 8 congruent triangles that meet at the center point, and each triangle has a base of 5 feet and a height of 6 feet. The flooring contractor charges $3 per square foot and needs a total price before Friday's budget meeting. The central-triangle height is rounded to the nearest foot. Estimate the area and price with that height.</w:t>
             </w:r>
           </w:p>
           <w:p>
@@ -3491,7 +3491,7 @@
           <w:sz w:val="21"/>
           <w:szCs w:val="21"/>
         </w:rPr>
-        <w:t xml:space="preserve">A regular hexagon is split into 6 triangles, each with base 4 cm and height 3.5 cm. What is the total area?</w:t>
+        <w:t xml:space="preserve">A regular hexagon is split into 6 triangles, each with base 4 cm and height 3.5 cm. What is the total area? Use the given heights; nonsquare heights are rounded, so their areas are estimates.</w:t>
       </w:r>
     </w:p>
     <w:p>
@@ -3731,6 +3731,230 @@
     </w:tbl>
     <w:p>
       <w:pPr>
+        <w:pStyle w:val="Heading2"/>
+        <w:spacing w:after="80" w:before="180"/>
+      </w:pPr>
+      <w:r>
+        <w:rPr>
+          <w:b/>
+          <w:bCs/>
+          <w:color w:val="12355B"/>
+          <w:sz w:val="24"/>
+          <w:szCs w:val="24"/>
+        </w:rPr>
+        <w:t xml:space="preserve">On Level</w:t>
+      </w:r>
+      <w:r>
+        <w:rPr>
+          <w:i/>
+          <w:iCs/>
+          <w:color w:val="12355B"/>
+          <w:sz w:val="19"/>
+          <w:szCs w:val="19"/>
+        </w:rPr>
+        <w:t xml:space="preserve">   grade-level practice</w:t>
+      </w:r>
+    </w:p>
+    <w:p>
+      <w:pPr>
+        <w:keepNext/>
+        <w:spacing w:after="60" w:before="160"/>
+      </w:pPr>
+      <w:r>
+        <w:rPr>
+          <w:b/>
+          <w:bCs/>
+          <w:color w:val="12355B"/>
+          <w:sz w:val="22"/>
+          <w:szCs w:val="22"/>
+        </w:rPr>
+        <w:t xml:space="preserve">3.  </w:t>
+      </w:r>
+      <w:r>
+        <w:rPr>
+          <w:b/>
+          <w:bCs/>
+          <w:sz w:val="21"/>
+          <w:szCs w:val="21"/>
+        </w:rPr>
+        <w:t xml:space="preserve">Complete the table: find one central triangle’s area and the polygon’s total area. Use the given rounded heights for estimates; the square dimensions are exact.</w:t>
+      </w:r>
+    </w:p>
+    <w:tbl>
+      <w:tblPr>
+        <w:tblW w:type="pct" w:w="100%"/>
+        <w:tblBorders>
+          <w:top w:val="single" w:color="C7D2DD" w:sz="6"/>
+          <w:left w:val="single" w:color="C7D2DD" w:sz="6"/>
+          <w:bottom w:val="single" w:color="C7D2DD" w:sz="6"/>
+          <w:right w:val="single" w:color="C7D2DD" w:sz="6"/>
+          <w:insideH w:val="single" w:color="auto" w:sz="4"/>
+          <w:insideV w:val="single" w:color="auto" w:sz="4"/>
+        </w:tblBorders>
+      </w:tblPr>
+      <w:tblGrid>
+        <w:gridCol w:w="100"/>
+      </w:tblGrid>
+      <w:tr>
+        <w:tc>
+          <w:tcPr>
+            <w:shd w:fill="FBF3E2" w:color="auto" w:val="clear"/>
+            <w:tcMar>
+              <w:top w:type="dxa" w:w="60"/>
+              <w:left w:type="dxa" w:w="120"/>
+              <w:bottom w:type="dxa" w:w="60"/>
+              <w:right w:type="dxa" w:w="120"/>
+            </w:tcMar>
+          </w:tcPr>
+          <w:p>
+            <w:pPr>
+              <w:spacing w:after="0" w:line="320"/>
+            </w:pPr>
+            <w:r>
+              <w:t xml:space="preserve"/>
+            </w:r>
+          </w:p>
+          <w:p>
+            <w:pPr>
+              <w:spacing w:after="0" w:line="320"/>
+            </w:pPr>
+            <w:r>
+              <w:t xml:space="preserve"/>
+            </w:r>
+          </w:p>
+          <w:p>
+            <w:pPr>
+              <w:spacing w:after="0" w:line="320"/>
+            </w:pPr>
+            <w:r>
+              <w:t xml:space="preserve"/>
+            </w:r>
+          </w:p>
+          <w:p>
+            <w:pPr>
+              <w:spacing w:after="0" w:line="320"/>
+            </w:pPr>
+            <w:r>
+              <w:t xml:space="preserve"/>
+            </w:r>
+          </w:p>
+        </w:tc>
+      </w:tr>
+    </w:tbl>
+    <w:p>
+      <w:pPr>
+        <w:pStyle w:val="Heading2"/>
+        <w:spacing w:after="80" w:before="180"/>
+      </w:pPr>
+      <w:r>
+        <w:rPr>
+          <w:b/>
+          <w:bCs/>
+          <w:color w:val="12355B"/>
+          <w:sz w:val="24"/>
+          <w:szCs w:val="24"/>
+        </w:rPr>
+        <w:t xml:space="preserve">Level 2 Enrichment</w:t>
+      </w:r>
+      <w:r>
+        <w:rPr>
+          <w:i/>
+          <w:iCs/>
+          <w:color w:val="6B4FA0"/>
+          <w:sz w:val="19"/>
+          <w:szCs w:val="19"/>
+        </w:rPr>
+        <w:t xml:space="preserve">   stretch your thinking</w:t>
+      </w:r>
+    </w:p>
+    <w:p>
+      <w:pPr>
+        <w:keepNext/>
+        <w:spacing w:after="60" w:before="160"/>
+      </w:pPr>
+      <w:r>
+        <w:rPr>
+          <w:b/>
+          <w:bCs/>
+          <w:color w:val="12355B"/>
+          <w:sz w:val="22"/>
+          <w:szCs w:val="22"/>
+        </w:rPr>
+        <w:t xml:space="preserve">4.  </w:t>
+      </w:r>
+      <w:r>
+        <w:rPr>
+          <w:b/>
+          <w:bCs/>
+          <w:sz w:val="21"/>
+          <w:szCs w:val="21"/>
+        </w:rPr>
+        <w:t xml:space="preserve">Use total area = number of triangles × ½ × base × height to find each missing value. Nonsquare measurements are rounded; use the displayed values.</w:t>
+      </w:r>
+    </w:p>
+    <w:tbl>
+      <w:tblPr>
+        <w:tblW w:type="pct" w:w="100%"/>
+        <w:tblBorders>
+          <w:top w:val="single" w:color="C7D2DD" w:sz="6"/>
+          <w:left w:val="single" w:color="C7D2DD" w:sz="6"/>
+          <w:bottom w:val="single" w:color="C7D2DD" w:sz="6"/>
+          <w:right w:val="single" w:color="C7D2DD" w:sz="6"/>
+          <w:insideH w:val="single" w:color="auto" w:sz="4"/>
+          <w:insideV w:val="single" w:color="auto" w:sz="4"/>
+        </w:tblBorders>
+      </w:tblPr>
+      <w:tblGrid>
+        <w:gridCol w:w="100"/>
+      </w:tblGrid>
+      <w:tr>
+        <w:tc>
+          <w:tcPr>
+            <w:shd w:fill="FBF3E2" w:color="auto" w:val="clear"/>
+            <w:tcMar>
+              <w:top w:type="dxa" w:w="60"/>
+              <w:left w:type="dxa" w:w="120"/>
+              <w:bottom w:type="dxa" w:w="60"/>
+              <w:right w:type="dxa" w:w="120"/>
+            </w:tcMar>
+          </w:tcPr>
+          <w:p>
+            <w:pPr>
+              <w:spacing w:after="0" w:line="320"/>
+            </w:pPr>
+            <w:r>
+              <w:t xml:space="preserve"/>
+            </w:r>
+          </w:p>
+          <w:p>
+            <w:pPr>
+              <w:spacing w:after="0" w:line="320"/>
+            </w:pPr>
+            <w:r>
+              <w:t xml:space="preserve"/>
+            </w:r>
+          </w:p>
+          <w:p>
+            <w:pPr>
+              <w:spacing w:after="0" w:line="320"/>
+            </w:pPr>
+            <w:r>
+              <w:t xml:space="preserve"/>
+            </w:r>
+          </w:p>
+          <w:p>
+            <w:pPr>
+              <w:spacing w:after="0" w:line="320"/>
+            </w:pPr>
+            <w:r>
+              <w:t xml:space="preserve"/>
+            </w:r>
+          </w:p>
+        </w:tc>
+      </w:tr>
+    </w:tbl>
+    <w:p>
+      <w:pPr>
         <w:pStyle w:val="Heading1"/>
         <w:keepNext/>
         <w:keepLines/>
@@ -3784,7 +4008,7 @@
           <w:sz w:val="22"/>
           <w:szCs w:val="22"/>
         </w:rPr>
-        <w:t xml:space="preserve">A regular pentagon is decomposed into 5 triangles from its center. Each triangle has a base of 7 inches and a height of 4.8 inches. What is the total area of the pentagon?</w:t>
+        <w:t xml:space="preserve">A regular pentagon is decomposed into 5 triangles from its center. Each triangle has a base of 7 inches and a height of 4.8 inches. What is the total area of the pentagon? Use the given rounded height to estimate the area.</w:t>
       </w:r>
     </w:p>
     <w:p>

--- a/lessons/5-9/downloads/5-9-notes.docx
+++ b/lessons/5-9/downloads/5-9-notes.docx
@@ -249,49 +249,269 @@
           <w:sz w:val="19"/>
           <w:szCs w:val="19"/>
         </w:rPr>
-        <w:t xml:space="preserve">Look at the picture, read the word, then read what it means.</w:t>
+        <w:t xml:space="preserve">Review each concept term, definition, non-example, and visual clue.</w:t>
       </w:r>
     </w:p>
     <w:tbl>
       <w:tblPr>
-        <w:tblW w:type="pct" w:w="100%"/>
+        <w:tblW w:type="dxa" w:w="9360"/>
         <w:tblBorders>
-          <w:top w:val="none" w:color="FFFFFF" w:sz="0"/>
-          <w:left w:val="none" w:color="FFFFFF" w:sz="0"/>
-          <w:bottom w:val="single" w:color="C7D2DD" w:sz="4"/>
-          <w:right w:val="none" w:color="FFFFFF" w:sz="0"/>
-          <w:insideH w:val="none" w:color="FFFFFF" w:sz="0"/>
-          <w:insideV w:val="none" w:color="FFFFFF" w:sz="0"/>
+          <w:top w:val="single" w:color="C7D2DD" w:sz="6"/>
+          <w:left w:val="single" w:color="C7D2DD" w:sz="6"/>
+          <w:bottom w:val="single" w:color="C7D2DD" w:sz="6"/>
+          <w:right w:val="single" w:color="C7D2DD" w:sz="6"/>
+          <w:insideH w:val="single" w:color="C7D2DD" w:sz="6"/>
+          <w:insideV w:val="single" w:color="C7D2DD" w:sz="6"/>
         </w:tblBorders>
       </w:tblPr>
       <w:tblGrid>
         <w:gridCol w:w="1800"/>
-        <w:gridCol w:w="7560"/>
+        <w:gridCol w:w="3160"/>
+        <w:gridCol w:w="2200"/>
+        <w:gridCol w:w="2200"/>
       </w:tblGrid>
       <w:tr>
         <w:trPr>
           <w:cantSplit/>
+          <w:tblHeader/>
         </w:trPr>
         <w:tc>
           <w:tcPr>
             <w:tcW w:type="dxa" w:w="1800"/>
-            <w:tcMar>
-              <w:top w:type="dxa" w:w="100"/>
-              <w:left w:type="dxa" w:w="40"/>
-              <w:bottom w:type="dxa" w:w="100"/>
-              <w:right w:type="dxa" w:w="120"/>
-            </w:tcMar>
-            <w:vAlign w:val="center"/>
+            <w:shd w:fill="EEF4F8" w:color="auto" w:val="clear"/>
+            <w:tcMar>
+              <w:top w:type="dxa" w:w="80"/>
+              <w:left w:type="dxa" w:w="100"/>
+              <w:bottom w:type="dxa" w:w="80"/>
+              <w:right w:type="dxa" w:w="100"/>
+            </w:tcMar>
           </w:tcPr>
           <w:p>
             <w:pPr>
               <w:spacing w:after="0"/>
+            </w:pPr>
+            <w:r>
+              <w:rPr>
+                <w:b/>
+                <w:bCs/>
+                <w:color w:val="12355B"/>
+                <w:sz w:val="19"/>
+                <w:szCs w:val="19"/>
+              </w:rPr>
+              <w:t xml:space="preserve">Concept Term</w:t>
+            </w:r>
+          </w:p>
+        </w:tc>
+        <w:tc>
+          <w:tcPr>
+            <w:tcW w:type="dxa" w:w="3160"/>
+            <w:shd w:fill="EEF4F8" w:color="auto" w:val="clear"/>
+            <w:tcMar>
+              <w:top w:type="dxa" w:w="80"/>
+              <w:left w:type="dxa" w:w="100"/>
+              <w:bottom w:type="dxa" w:w="80"/>
+              <w:right w:type="dxa" w:w="100"/>
+            </w:tcMar>
+          </w:tcPr>
+          <w:p>
+            <w:pPr>
+              <w:spacing w:after="0"/>
+            </w:pPr>
+            <w:r>
+              <w:rPr>
+                <w:b/>
+                <w:bCs/>
+                <w:color w:val="12355B"/>
+                <w:sz w:val="19"/>
+                <w:szCs w:val="19"/>
+              </w:rPr>
+              <w:t xml:space="preserve">Student-Friendly Definition</w:t>
+            </w:r>
+          </w:p>
+        </w:tc>
+        <w:tc>
+          <w:tcPr>
+            <w:tcW w:type="dxa" w:w="2200"/>
+            <w:shd w:fill="EEF4F8" w:color="auto" w:val="clear"/>
+            <w:tcMar>
+              <w:top w:type="dxa" w:w="80"/>
+              <w:left w:type="dxa" w:w="100"/>
+              <w:bottom w:type="dxa" w:w="80"/>
+              <w:right w:type="dxa" w:w="100"/>
+            </w:tcMar>
+          </w:tcPr>
+          <w:p>
+            <w:pPr>
+              <w:spacing w:after="0"/>
+            </w:pPr>
+            <w:r>
+              <w:rPr>
+                <w:b/>
+                <w:bCs/>
+                <w:color w:val="12355B"/>
+                <w:sz w:val="19"/>
+                <w:szCs w:val="19"/>
+              </w:rPr>
+              <w:t xml:space="preserve">Non-Example</w:t>
+            </w:r>
+          </w:p>
+        </w:tc>
+        <w:tc>
+          <w:tcPr>
+            <w:tcW w:type="dxa" w:w="2200"/>
+            <w:shd w:fill="EEF4F8" w:color="auto" w:val="clear"/>
+            <w:tcMar>
+              <w:top w:type="dxa" w:w="80"/>
+              <w:left w:type="dxa" w:w="100"/>
+              <w:bottom w:type="dxa" w:w="80"/>
+              <w:right w:type="dxa" w:w="100"/>
+            </w:tcMar>
+          </w:tcPr>
+          <w:p>
+            <w:pPr>
+              <w:spacing w:after="0"/>
+            </w:pPr>
+            <w:r>
+              <w:rPr>
+                <w:b/>
+                <w:bCs/>
+                <w:color w:val="12355B"/>
+                <w:sz w:val="19"/>
+                <w:szCs w:val="19"/>
+              </w:rPr>
+              <w:t xml:space="preserve">Visual Clue</w:t>
+            </w:r>
+          </w:p>
+        </w:tc>
+      </w:tr>
+      <w:tr>
+        <w:trPr>
+          <w:cantSplit/>
+        </w:trPr>
+        <w:tc>
+          <w:tcPr>
+            <w:tcW w:type="dxa" w:w="1800"/>
+            <w:tcMar>
+              <w:top w:type="dxa" w:w="80"/>
+              <w:left w:type="dxa" w:w="100"/>
+              <w:bottom w:type="dxa" w:w="80"/>
+              <w:right w:type="dxa" w:w="100"/>
+            </w:tcMar>
+            <w:vAlign w:val="top"/>
+          </w:tcPr>
+          <w:p>
+            <w:pPr>
+              <w:spacing w:after="30"/>
+            </w:pPr>
+            <w:r>
+              <w:rPr>
+                <w:b/>
+                <w:bCs/>
+                <w:color w:val="12355B"/>
+                <w:sz w:val="21"/>
+                <w:szCs w:val="21"/>
+              </w:rPr>
+              <w:t xml:space="preserve">Area of Regular Polygons</w:t>
+            </w:r>
+          </w:p>
+          <w:p>
+            <w:pPr>
+              <w:spacing w:after="0"/>
+            </w:pPr>
+            <w:r>
+              <w:rPr>
+                <w:i/>
+                <w:iCs/>
+                <w:color w:val="5F6F80"/>
+                <w:sz w:val="18"/>
+                <w:szCs w:val="18"/>
+              </w:rPr>
+              <w:t xml:space="preserve">Área de polígonos regulares</w:t>
+            </w:r>
+          </w:p>
+        </w:tc>
+        <w:tc>
+          <w:tcPr>
+            <w:tcW w:type="dxa" w:w="3160"/>
+            <w:tcMar>
+              <w:top w:type="dxa" w:w="80"/>
+              <w:left w:type="dxa" w:w="100"/>
+              <w:bottom w:type="dxa" w:w="80"/>
+              <w:right w:type="dxa" w:w="100"/>
+            </w:tcMar>
+            <w:vAlign w:val="top"/>
+          </w:tcPr>
+          <w:p>
+            <w:pPr>
+              <w:spacing w:after="0"/>
+            </w:pPr>
+            <w:r>
+              <w:rPr>
+                <w:sz w:val="20"/>
+                <w:szCs w:val="20"/>
+              </w:rPr>
+              <w:t xml:space="preserve">The space a regular polygon covers. Split it from the center into identical triangles, find one triangle's area, then multiply by how many there are.</w:t>
+            </w:r>
+          </w:p>
+        </w:tc>
+        <w:tc>
+          <w:tcPr>
+            <w:tcW w:type="dxa" w:w="2200"/>
+            <w:tcMar>
+              <w:top w:type="dxa" w:w="80"/>
+              <w:left w:type="dxa" w:w="100"/>
+              <w:bottom w:type="dxa" w:w="80"/>
+              <w:right w:type="dxa" w:w="100"/>
+            </w:tcMar>
+            <w:vAlign w:val="top"/>
+          </w:tcPr>
+          <w:p>
+            <w:pPr>
+              <w:spacing w:after="40"/>
+            </w:pPr>
+            <w:r>
+              <w:rPr>
+                <w:i/>
+                <w:iCs/>
+                <w:color w:val="5F6F80"/>
+                <w:sz w:val="19"/>
+                <w:szCs w:val="19"/>
+              </w:rPr>
+              <w:t xml:space="preserve">Not Area of Regular Polygons: write a counter-example that breaks the definition.</w:t>
+            </w:r>
+          </w:p>
+          <w:p>
+            <w:pPr>
+              <w:pBdr>
+                <w:bottom w:val="single" w:color="AFBECC" w:sz="6"/>
+              </w:pBdr>
+              <w:spacing w:after="30" w:before="150"/>
+            </w:pPr>
+            <w:r>
+              <w:t xml:space="preserve"/>
+            </w:r>
+          </w:p>
+        </w:tc>
+        <w:tc>
+          <w:tcPr>
+            <w:tcW w:type="dxa" w:w="2200"/>
+            <w:tcMar>
+              <w:top w:type="dxa" w:w="80"/>
+              <w:left w:type="dxa" w:w="100"/>
+              <w:bottom w:type="dxa" w:w="80"/>
+              <w:right w:type="dxa" w:w="100"/>
+            </w:tcMar>
+            <w:vAlign w:val="top"/>
+          </w:tcPr>
+          <w:p>
+            <w:pPr>
+              <w:spacing w:after="40"/>
               <w:jc w:val="center"/>
             </w:pPr>
             <w:r>
               <w:drawing>
                 <wp:inline distT="0" distB="0" distL="0" distR="0">
-                  <wp:extent cx="1047750" cy="790575"/>
+                  <wp:extent cx="876300" cy="657225"/>
                   <wp:effectExtent t="0" r="0" b="0" l="0"/>
                   <wp:docPr id="1" name="" descr="" title=""/>
                   <wp:cNvGraphicFramePr>
@@ -316,7 +536,7 @@
                         <pic:spPr bwMode="auto">
                           <a:xfrm>
                             <a:off x="0" y="0"/>
-                            <a:ext cx="1047750" cy="790575"/>
+                            <a:ext cx="876300" cy="657225"/>
                           </a:xfrm>
                           <a:prstGeom prst="rect">
                             <a:avLst/>
@@ -329,32 +549,108 @@
               </w:drawing>
             </w:r>
           </w:p>
-        </w:tc>
-        <w:tc>
-          <w:tcPr>
-            <w:tcW w:type="dxa" w:w="7560"/>
-            <w:tcMar>
-              <w:top w:type="dxa" w:w="100"/>
-              <w:left w:type="dxa" w:w="40"/>
-              <w:bottom w:type="dxa" w:w="100"/>
-              <w:right w:type="dxa" w:w="40"/>
-            </w:tcMar>
-            <w:vAlign w:val="center"/>
-          </w:tcPr>
-          <w:p>
-            <w:pPr>
-              <w:spacing w:after="50"/>
+          <w:p>
+            <w:pPr>
+              <w:spacing w:after="0"/>
+            </w:pPr>
+            <w:r>
+              <w:rPr>
+                <w:i/>
+                <w:iCs/>
+                <w:color w:val="5F6F80"/>
+                <w:sz w:val="18"/>
+                <w:szCs w:val="18"/>
+              </w:rPr>
+              <w:t xml:space="preserve">A hexagon splits into 6 identical triangles: (½ × 4 × 3.5) × 6 = 42 square units</w:t>
+            </w:r>
+          </w:p>
+        </w:tc>
+      </w:tr>
+      <w:tr>
+        <w:trPr>
+          <w:cantSplit/>
+        </w:trPr>
+        <w:tc>
+          <w:tcPr>
+            <w:tcW w:type="dxa" w:w="1800"/>
+            <w:tcMar>
+              <w:top w:type="dxa" w:w="80"/>
+              <w:left w:type="dxa" w:w="100"/>
+              <w:bottom w:type="dxa" w:w="80"/>
+              <w:right w:type="dxa" w:w="100"/>
+            </w:tcMar>
+            <w:vAlign w:val="top"/>
+          </w:tcPr>
+          <w:p>
+            <w:pPr>
+              <w:spacing w:after="30"/>
             </w:pPr>
             <w:r>
               <w:rPr>
                 <w:b/>
                 <w:bCs/>
                 <w:color w:val="12355B"/>
-                <w:sz w:val="24"/>
-                <w:szCs w:val="24"/>
-              </w:rPr>
-              <w:t xml:space="preserve">Area of Regular Polygons</w:t>
-            </w:r>
+                <w:sz w:val="21"/>
+                <w:szCs w:val="21"/>
+              </w:rPr>
+              <w:t xml:space="preserve">Regular Polygon</w:t>
+            </w:r>
+          </w:p>
+          <w:p>
+            <w:pPr>
+              <w:spacing w:after="0"/>
+            </w:pPr>
+            <w:r>
+              <w:rPr>
+                <w:i/>
+                <w:iCs/>
+                <w:color w:val="5F6F80"/>
+                <w:sz w:val="18"/>
+                <w:szCs w:val="18"/>
+              </w:rPr>
+              <w:t xml:space="preserve">Polígono regular</w:t>
+            </w:r>
+          </w:p>
+        </w:tc>
+        <w:tc>
+          <w:tcPr>
+            <w:tcW w:type="dxa" w:w="3160"/>
+            <w:tcMar>
+              <w:top w:type="dxa" w:w="80"/>
+              <w:left w:type="dxa" w:w="100"/>
+              <w:bottom w:type="dxa" w:w="80"/>
+              <w:right w:type="dxa" w:w="100"/>
+            </w:tcMar>
+            <w:vAlign w:val="top"/>
+          </w:tcPr>
+          <w:p>
+            <w:pPr>
+              <w:spacing w:after="0"/>
+            </w:pPr>
+            <w:r>
+              <w:rPr>
+                <w:sz w:val="20"/>
+                <w:szCs w:val="20"/>
+              </w:rPr>
+              <w:t xml:space="preserve">A closed flat shape made of straight sides, where every side is the same length and every angle is the same size.</w:t>
+            </w:r>
+          </w:p>
+        </w:tc>
+        <w:tc>
+          <w:tcPr>
+            <w:tcW w:type="dxa" w:w="2200"/>
+            <w:tcMar>
+              <w:top w:type="dxa" w:w="80"/>
+              <w:left w:type="dxa" w:w="100"/>
+              <w:bottom w:type="dxa" w:w="80"/>
+              <w:right w:type="dxa" w:w="100"/>
+            </w:tcMar>
+            <w:vAlign w:val="top"/>
+          </w:tcPr>
+          <w:p>
+            <w:pPr>
+              <w:spacing w:after="40"/>
+            </w:pPr>
             <w:r>
               <w:rPr>
                 <w:i/>
@@ -363,89 +659,41 @@
                 <w:sz w:val="19"/>
                 <w:szCs w:val="19"/>
               </w:rPr>
-              <w:t xml:space="preserve">   Área de polígonos regulares</w:t>
-            </w:r>
-          </w:p>
+              <w:t xml:space="preserve">Not Regular Polygon: write a counter-example that breaks the definition.</w:t>
+            </w:r>
+          </w:p>
+          <w:p>
+            <w:pPr>
+              <w:pBdr>
+                <w:bottom w:val="single" w:color="AFBECC" w:sz="6"/>
+              </w:pBdr>
+              <w:spacing w:after="30" w:before="150"/>
+            </w:pPr>
+            <w:r>
+              <w:t xml:space="preserve"/>
+            </w:r>
+          </w:p>
+        </w:tc>
+        <w:tc>
+          <w:tcPr>
+            <w:tcW w:type="dxa" w:w="2200"/>
+            <w:tcMar>
+              <w:top w:type="dxa" w:w="80"/>
+              <w:left w:type="dxa" w:w="100"/>
+              <w:bottom w:type="dxa" w:w="80"/>
+              <w:right w:type="dxa" w:w="100"/>
+            </w:tcMar>
+            <w:vAlign w:val="top"/>
+          </w:tcPr>
           <w:p>
             <w:pPr>
               <w:spacing w:after="40"/>
-            </w:pPr>
-            <w:r>
-              <w:rPr>
-                <w:sz w:val="21"/>
-                <w:szCs w:val="21"/>
-              </w:rPr>
-              <w:t xml:space="preserve">The space a regular polygon covers. Split it from the center into identical triangles, find one triangle's area, then multiply by how many there are.</w:t>
-            </w:r>
-          </w:p>
-          <w:p>
-            <w:pPr>
-              <w:spacing w:after="0"/>
-            </w:pPr>
-            <w:r>
-              <w:rPr>
-                <w:b/>
-                <w:bCs/>
-                <w:color w:val="1FA6A2"/>
-                <w:sz w:val="18"/>
-                <w:szCs w:val="18"/>
-              </w:rPr>
-              <w:t xml:space="preserve">Example:  </w:t>
-            </w:r>
-            <w:r>
-              <w:rPr>
-                <w:i/>
-                <w:iCs/>
-                <w:color w:val="5F6F80"/>
-                <w:sz w:val="18"/>
-                <w:szCs w:val="18"/>
-              </w:rPr>
-              <w:t xml:space="preserve">A hexagon splits into 6 identical triangles: (½ × 4 × 3.5) × 6 = 42 square units</w:t>
-            </w:r>
-          </w:p>
-        </w:tc>
-      </w:tr>
-    </w:tbl>
-    <w:tbl>
-      <w:tblPr>
-        <w:tblW w:type="pct" w:w="100%"/>
-        <w:tblBorders>
-          <w:top w:val="none" w:color="FFFFFF" w:sz="0"/>
-          <w:left w:val="none" w:color="FFFFFF" w:sz="0"/>
-          <w:bottom w:val="single" w:color="C7D2DD" w:sz="4"/>
-          <w:right w:val="none" w:color="FFFFFF" w:sz="0"/>
-          <w:insideH w:val="none" w:color="FFFFFF" w:sz="0"/>
-          <w:insideV w:val="none" w:color="FFFFFF" w:sz="0"/>
-        </w:tblBorders>
-      </w:tblPr>
-      <w:tblGrid>
-        <w:gridCol w:w="1800"/>
-        <w:gridCol w:w="7560"/>
-      </w:tblGrid>
-      <w:tr>
-        <w:trPr>
-          <w:cantSplit/>
-        </w:trPr>
-        <w:tc>
-          <w:tcPr>
-            <w:tcW w:type="dxa" w:w="1800"/>
-            <w:tcMar>
-              <w:top w:type="dxa" w:w="100"/>
-              <w:left w:type="dxa" w:w="40"/>
-              <w:bottom w:type="dxa" w:w="100"/>
-              <w:right w:type="dxa" w:w="120"/>
-            </w:tcMar>
-            <w:vAlign w:val="center"/>
-          </w:tcPr>
-          <w:p>
-            <w:pPr>
-              <w:spacing w:after="0"/>
               <w:jc w:val="center"/>
             </w:pPr>
             <w:r>
               <w:drawing>
                 <wp:inline distT="0" distB="0" distL="0" distR="0">
-                  <wp:extent cx="1047750" cy="790575"/>
+                  <wp:extent cx="876300" cy="657225"/>
                   <wp:effectExtent t="0" r="0" b="0" l="0"/>
                   <wp:docPr id="1" name="" descr="" title=""/>
                   <wp:cNvGraphicFramePr>
@@ -470,7 +718,7 @@
                         <pic:spPr bwMode="auto">
                           <a:xfrm>
                             <a:off x="0" y="0"/>
-                            <a:ext cx="1047750" cy="790575"/>
+                            <a:ext cx="876300" cy="657225"/>
                           </a:xfrm>
                           <a:prstGeom prst="rect">
                             <a:avLst/>
@@ -483,32 +731,108 @@
               </w:drawing>
             </w:r>
           </w:p>
-        </w:tc>
-        <w:tc>
-          <w:tcPr>
-            <w:tcW w:type="dxa" w:w="7560"/>
-            <w:tcMar>
-              <w:top w:type="dxa" w:w="100"/>
-              <w:left w:type="dxa" w:w="40"/>
-              <w:bottom w:type="dxa" w:w="100"/>
-              <w:right w:type="dxa" w:w="40"/>
-            </w:tcMar>
-            <w:vAlign w:val="center"/>
-          </w:tcPr>
-          <w:p>
-            <w:pPr>
-              <w:spacing w:after="50"/>
+          <w:p>
+            <w:pPr>
+              <w:spacing w:after="0"/>
+            </w:pPr>
+            <w:r>
+              <w:rPr>
+                <w:i/>
+                <w:iCs/>
+                <w:color w:val="5F6F80"/>
+                <w:sz w:val="18"/>
+                <w:szCs w:val="18"/>
+              </w:rPr>
+              <w:t xml:space="preserve">A stop sign is a regular octagon — all 8 sides are the same length and all 8 angles are equal</w:t>
+            </w:r>
+          </w:p>
+        </w:tc>
+      </w:tr>
+      <w:tr>
+        <w:trPr>
+          <w:cantSplit/>
+        </w:trPr>
+        <w:tc>
+          <w:tcPr>
+            <w:tcW w:type="dxa" w:w="1800"/>
+            <w:tcMar>
+              <w:top w:type="dxa" w:w="80"/>
+              <w:left w:type="dxa" w:w="100"/>
+              <w:bottom w:type="dxa" w:w="80"/>
+              <w:right w:type="dxa" w:w="100"/>
+            </w:tcMar>
+            <w:vAlign w:val="top"/>
+          </w:tcPr>
+          <w:p>
+            <w:pPr>
+              <w:spacing w:after="30"/>
             </w:pPr>
             <w:r>
               <w:rPr>
                 <w:b/>
                 <w:bCs/>
                 <w:color w:val="12355B"/>
-                <w:sz w:val="24"/>
-                <w:szCs w:val="24"/>
-              </w:rPr>
-              <w:t xml:space="preserve">Regular Polygon</w:t>
-            </w:r>
+                <w:sz w:val="21"/>
+                <w:szCs w:val="21"/>
+              </w:rPr>
+              <w:t xml:space="preserve">Decompose</w:t>
+            </w:r>
+          </w:p>
+          <w:p>
+            <w:pPr>
+              <w:spacing w:after="0"/>
+            </w:pPr>
+            <w:r>
+              <w:rPr>
+                <w:i/>
+                <w:iCs/>
+                <w:color w:val="5F6F80"/>
+                <w:sz w:val="18"/>
+                <w:szCs w:val="18"/>
+              </w:rPr>
+              <w:t xml:space="preserve">Descomponer</w:t>
+            </w:r>
+          </w:p>
+        </w:tc>
+        <w:tc>
+          <w:tcPr>
+            <w:tcW w:type="dxa" w:w="3160"/>
+            <w:tcMar>
+              <w:top w:type="dxa" w:w="80"/>
+              <w:left w:type="dxa" w:w="100"/>
+              <w:bottom w:type="dxa" w:w="80"/>
+              <w:right w:type="dxa" w:w="100"/>
+            </w:tcMar>
+            <w:vAlign w:val="top"/>
+          </w:tcPr>
+          <w:p>
+            <w:pPr>
+              <w:spacing w:after="0"/>
+            </w:pPr>
+            <w:r>
+              <w:rPr>
+                <w:sz w:val="20"/>
+                <w:szCs w:val="20"/>
+              </w:rPr>
+              <w:t xml:space="preserve">To break a shape into smaller, simpler shapes.</w:t>
+            </w:r>
+          </w:p>
+        </w:tc>
+        <w:tc>
+          <w:tcPr>
+            <w:tcW w:type="dxa" w:w="2200"/>
+            <w:tcMar>
+              <w:top w:type="dxa" w:w="80"/>
+              <w:left w:type="dxa" w:w="100"/>
+              <w:bottom w:type="dxa" w:w="80"/>
+              <w:right w:type="dxa" w:w="100"/>
+            </w:tcMar>
+            <w:vAlign w:val="top"/>
+          </w:tcPr>
+          <w:p>
+            <w:pPr>
+              <w:spacing w:after="40"/>
+            </w:pPr>
             <w:r>
               <w:rPr>
                 <w:i/>
@@ -517,89 +841,41 @@
                 <w:sz w:val="19"/>
                 <w:szCs w:val="19"/>
               </w:rPr>
-              <w:t xml:space="preserve">   Polígono regular</w:t>
-            </w:r>
-          </w:p>
+              <w:t xml:space="preserve">Not Decompose: write a counter-example that breaks the definition.</w:t>
+            </w:r>
+          </w:p>
+          <w:p>
+            <w:pPr>
+              <w:pBdr>
+                <w:bottom w:val="single" w:color="AFBECC" w:sz="6"/>
+              </w:pBdr>
+              <w:spacing w:after="30" w:before="150"/>
+            </w:pPr>
+            <w:r>
+              <w:t xml:space="preserve"/>
+            </w:r>
+          </w:p>
+        </w:tc>
+        <w:tc>
+          <w:tcPr>
+            <w:tcW w:type="dxa" w:w="2200"/>
+            <w:tcMar>
+              <w:top w:type="dxa" w:w="80"/>
+              <w:left w:type="dxa" w:w="100"/>
+              <w:bottom w:type="dxa" w:w="80"/>
+              <w:right w:type="dxa" w:w="100"/>
+            </w:tcMar>
+            <w:vAlign w:val="top"/>
+          </w:tcPr>
           <w:p>
             <w:pPr>
               <w:spacing w:after="40"/>
-            </w:pPr>
-            <w:r>
-              <w:rPr>
-                <w:sz w:val="21"/>
-                <w:szCs w:val="21"/>
-              </w:rPr>
-              <w:t xml:space="preserve">A closed flat shape made of straight sides, where every side is the same length and every angle is the same size.</w:t>
-            </w:r>
-          </w:p>
-          <w:p>
-            <w:pPr>
-              <w:spacing w:after="0"/>
-            </w:pPr>
-            <w:r>
-              <w:rPr>
-                <w:b/>
-                <w:bCs/>
-                <w:color w:val="1FA6A2"/>
-                <w:sz w:val="18"/>
-                <w:szCs w:val="18"/>
-              </w:rPr>
-              <w:t xml:space="preserve">Example:  </w:t>
-            </w:r>
-            <w:r>
-              <w:rPr>
-                <w:i/>
-                <w:iCs/>
-                <w:color w:val="5F6F80"/>
-                <w:sz w:val="18"/>
-                <w:szCs w:val="18"/>
-              </w:rPr>
-              <w:t xml:space="preserve">A stop sign is a regular octagon — all 8 sides are the same length and all 8 angles are equal</w:t>
-            </w:r>
-          </w:p>
-        </w:tc>
-      </w:tr>
-    </w:tbl>
-    <w:tbl>
-      <w:tblPr>
-        <w:tblW w:type="pct" w:w="100%"/>
-        <w:tblBorders>
-          <w:top w:val="none" w:color="FFFFFF" w:sz="0"/>
-          <w:left w:val="none" w:color="FFFFFF" w:sz="0"/>
-          <w:bottom w:val="single" w:color="C7D2DD" w:sz="4"/>
-          <w:right w:val="none" w:color="FFFFFF" w:sz="0"/>
-          <w:insideH w:val="none" w:color="FFFFFF" w:sz="0"/>
-          <w:insideV w:val="none" w:color="FFFFFF" w:sz="0"/>
-        </w:tblBorders>
-      </w:tblPr>
-      <w:tblGrid>
-        <w:gridCol w:w="1800"/>
-        <w:gridCol w:w="7560"/>
-      </w:tblGrid>
-      <w:tr>
-        <w:trPr>
-          <w:cantSplit/>
-        </w:trPr>
-        <w:tc>
-          <w:tcPr>
-            <w:tcW w:type="dxa" w:w="1800"/>
-            <w:tcMar>
-              <w:top w:type="dxa" w:w="100"/>
-              <w:left w:type="dxa" w:w="40"/>
-              <w:bottom w:type="dxa" w:w="100"/>
-              <w:right w:type="dxa" w:w="120"/>
-            </w:tcMar>
-            <w:vAlign w:val="center"/>
-          </w:tcPr>
-          <w:p>
-            <w:pPr>
-              <w:spacing w:after="0"/>
               <w:jc w:val="center"/>
             </w:pPr>
             <w:r>
               <w:drawing>
                 <wp:inline distT="0" distB="0" distL="0" distR="0">
-                  <wp:extent cx="1047750" cy="790575"/>
+                  <wp:extent cx="876300" cy="657225"/>
                   <wp:effectExtent t="0" r="0" b="0" l="0"/>
                   <wp:docPr id="1" name="" descr="" title=""/>
                   <wp:cNvGraphicFramePr>
@@ -624,7 +900,7 @@
                         <pic:spPr bwMode="auto">
                           <a:xfrm>
                             <a:off x="0" y="0"/>
-                            <a:ext cx="1047750" cy="790575"/>
+                            <a:ext cx="876300" cy="657225"/>
                           </a:xfrm>
                           <a:prstGeom prst="rect">
                             <a:avLst/>
@@ -637,32 +913,108 @@
               </w:drawing>
             </w:r>
           </w:p>
-        </w:tc>
-        <w:tc>
-          <w:tcPr>
-            <w:tcW w:type="dxa" w:w="7560"/>
-            <w:tcMar>
-              <w:top w:type="dxa" w:w="100"/>
-              <w:left w:type="dxa" w:w="40"/>
-              <w:bottom w:type="dxa" w:w="100"/>
-              <w:right w:type="dxa" w:w="40"/>
-            </w:tcMar>
-            <w:vAlign w:val="center"/>
-          </w:tcPr>
-          <w:p>
-            <w:pPr>
-              <w:spacing w:after="50"/>
+          <w:p>
+            <w:pPr>
+              <w:spacing w:after="0"/>
+            </w:pPr>
+            <w:r>
+              <w:rPr>
+                <w:i/>
+                <w:iCs/>
+                <w:color w:val="5F6F80"/>
+                <w:sz w:val="18"/>
+                <w:szCs w:val="18"/>
+              </w:rPr>
+              <w:t xml:space="preserve">Draw lines from the center of a hexagon to each corner → you get 6 equal triangles you can find the area of</w:t>
+            </w:r>
+          </w:p>
+        </w:tc>
+      </w:tr>
+      <w:tr>
+        <w:trPr>
+          <w:cantSplit/>
+        </w:trPr>
+        <w:tc>
+          <w:tcPr>
+            <w:tcW w:type="dxa" w:w="1800"/>
+            <w:tcMar>
+              <w:top w:type="dxa" w:w="80"/>
+              <w:left w:type="dxa" w:w="100"/>
+              <w:bottom w:type="dxa" w:w="80"/>
+              <w:right w:type="dxa" w:w="100"/>
+            </w:tcMar>
+            <w:vAlign w:val="top"/>
+          </w:tcPr>
+          <w:p>
+            <w:pPr>
+              <w:spacing w:after="30"/>
             </w:pPr>
             <w:r>
               <w:rPr>
                 <w:b/>
                 <w:bCs/>
                 <w:color w:val="12355B"/>
-                <w:sz w:val="24"/>
-                <w:szCs w:val="24"/>
-              </w:rPr>
-              <w:t xml:space="preserve">Decompose</w:t>
-            </w:r>
+                <w:sz w:val="21"/>
+                <w:szCs w:val="21"/>
+              </w:rPr>
+              <w:t xml:space="preserve">Triangle</w:t>
+            </w:r>
+          </w:p>
+          <w:p>
+            <w:pPr>
+              <w:spacing w:after="0"/>
+            </w:pPr>
+            <w:r>
+              <w:rPr>
+                <w:i/>
+                <w:iCs/>
+                <w:color w:val="5F6F80"/>
+                <w:sz w:val="18"/>
+                <w:szCs w:val="18"/>
+              </w:rPr>
+              <w:t xml:space="preserve">Triángulo</w:t>
+            </w:r>
+          </w:p>
+        </w:tc>
+        <w:tc>
+          <w:tcPr>
+            <w:tcW w:type="dxa" w:w="3160"/>
+            <w:tcMar>
+              <w:top w:type="dxa" w:w="80"/>
+              <w:left w:type="dxa" w:w="100"/>
+              <w:bottom w:type="dxa" w:w="80"/>
+              <w:right w:type="dxa" w:w="100"/>
+            </w:tcMar>
+            <w:vAlign w:val="top"/>
+          </w:tcPr>
+          <w:p>
+            <w:pPr>
+              <w:spacing w:after="0"/>
+            </w:pPr>
+            <w:r>
+              <w:rPr>
+                <w:sz w:val="20"/>
+                <w:szCs w:val="20"/>
+              </w:rPr>
+              <w:t xml:space="preserve">A shape with three sides.</w:t>
+            </w:r>
+          </w:p>
+        </w:tc>
+        <w:tc>
+          <w:tcPr>
+            <w:tcW w:type="dxa" w:w="2200"/>
+            <w:tcMar>
+              <w:top w:type="dxa" w:w="80"/>
+              <w:left w:type="dxa" w:w="100"/>
+              <w:bottom w:type="dxa" w:w="80"/>
+              <w:right w:type="dxa" w:w="100"/>
+            </w:tcMar>
+            <w:vAlign w:val="top"/>
+          </w:tcPr>
+          <w:p>
+            <w:pPr>
+              <w:spacing w:after="40"/>
+            </w:pPr>
             <w:r>
               <w:rPr>
                 <w:i/>
@@ -671,89 +1023,41 @@
                 <w:sz w:val="19"/>
                 <w:szCs w:val="19"/>
               </w:rPr>
-              <w:t xml:space="preserve">   Descomponer</w:t>
-            </w:r>
-          </w:p>
+              <w:t xml:space="preserve">Not Triangle: write a counter-example that breaks the definition.</w:t>
+            </w:r>
+          </w:p>
+          <w:p>
+            <w:pPr>
+              <w:pBdr>
+                <w:bottom w:val="single" w:color="AFBECC" w:sz="6"/>
+              </w:pBdr>
+              <w:spacing w:after="30" w:before="150"/>
+            </w:pPr>
+            <w:r>
+              <w:t xml:space="preserve"/>
+            </w:r>
+          </w:p>
+        </w:tc>
+        <w:tc>
+          <w:tcPr>
+            <w:tcW w:type="dxa" w:w="2200"/>
+            <w:tcMar>
+              <w:top w:type="dxa" w:w="80"/>
+              <w:left w:type="dxa" w:w="100"/>
+              <w:bottom w:type="dxa" w:w="80"/>
+              <w:right w:type="dxa" w:w="100"/>
+            </w:tcMar>
+            <w:vAlign w:val="top"/>
+          </w:tcPr>
           <w:p>
             <w:pPr>
               <w:spacing w:after="40"/>
-            </w:pPr>
-            <w:r>
-              <w:rPr>
-                <w:sz w:val="21"/>
-                <w:szCs w:val="21"/>
-              </w:rPr>
-              <w:t xml:space="preserve">To break a shape into smaller, simpler shapes.</w:t>
-            </w:r>
-          </w:p>
-          <w:p>
-            <w:pPr>
-              <w:spacing w:after="0"/>
-            </w:pPr>
-            <w:r>
-              <w:rPr>
-                <w:b/>
-                <w:bCs/>
-                <w:color w:val="1FA6A2"/>
-                <w:sz w:val="18"/>
-                <w:szCs w:val="18"/>
-              </w:rPr>
-              <w:t xml:space="preserve">Example:  </w:t>
-            </w:r>
-            <w:r>
-              <w:rPr>
-                <w:i/>
-                <w:iCs/>
-                <w:color w:val="5F6F80"/>
-                <w:sz w:val="18"/>
-                <w:szCs w:val="18"/>
-              </w:rPr>
-              <w:t xml:space="preserve">Draw lines from the center of a hexagon to each corner → you get 6 equal triangles you can find the area of</w:t>
-            </w:r>
-          </w:p>
-        </w:tc>
-      </w:tr>
-    </w:tbl>
-    <w:tbl>
-      <w:tblPr>
-        <w:tblW w:type="pct" w:w="100%"/>
-        <w:tblBorders>
-          <w:top w:val="none" w:color="FFFFFF" w:sz="0"/>
-          <w:left w:val="none" w:color="FFFFFF" w:sz="0"/>
-          <w:bottom w:val="single" w:color="C7D2DD" w:sz="4"/>
-          <w:right w:val="none" w:color="FFFFFF" w:sz="0"/>
-          <w:insideH w:val="none" w:color="FFFFFF" w:sz="0"/>
-          <w:insideV w:val="none" w:color="FFFFFF" w:sz="0"/>
-        </w:tblBorders>
-      </w:tblPr>
-      <w:tblGrid>
-        <w:gridCol w:w="1800"/>
-        <w:gridCol w:w="7560"/>
-      </w:tblGrid>
-      <w:tr>
-        <w:trPr>
-          <w:cantSplit/>
-        </w:trPr>
-        <w:tc>
-          <w:tcPr>
-            <w:tcW w:type="dxa" w:w="1800"/>
-            <w:tcMar>
-              <w:top w:type="dxa" w:w="100"/>
-              <w:left w:type="dxa" w:w="40"/>
-              <w:bottom w:type="dxa" w:w="100"/>
-              <w:right w:type="dxa" w:w="120"/>
-            </w:tcMar>
-            <w:vAlign w:val="center"/>
-          </w:tcPr>
-          <w:p>
-            <w:pPr>
-              <w:spacing w:after="0"/>
               <w:jc w:val="center"/>
             </w:pPr>
             <w:r>
               <w:drawing>
                 <wp:inline distT="0" distB="0" distL="0" distR="0">
-                  <wp:extent cx="1047750" cy="695325"/>
+                  <wp:extent cx="876300" cy="581025"/>
                   <wp:effectExtent t="0" r="0" b="0" l="0"/>
                   <wp:docPr id="1" name="" descr="" title=""/>
                   <wp:cNvGraphicFramePr>
@@ -778,7 +1082,7 @@
                         <pic:spPr bwMode="auto">
                           <a:xfrm>
                             <a:off x="0" y="0"/>
-                            <a:ext cx="1047750" cy="695325"/>
+                            <a:ext cx="876300" cy="581025"/>
                           </a:xfrm>
                           <a:prstGeom prst="rect">
                             <a:avLst/>
@@ -791,32 +1095,108 @@
               </w:drawing>
             </w:r>
           </w:p>
-        </w:tc>
-        <w:tc>
-          <w:tcPr>
-            <w:tcW w:type="dxa" w:w="7560"/>
-            <w:tcMar>
-              <w:top w:type="dxa" w:w="100"/>
-              <w:left w:type="dxa" w:w="40"/>
-              <w:bottom w:type="dxa" w:w="100"/>
-              <w:right w:type="dxa" w:w="40"/>
-            </w:tcMar>
-            <w:vAlign w:val="center"/>
-          </w:tcPr>
-          <w:p>
-            <w:pPr>
-              <w:spacing w:after="50"/>
+          <w:p>
+            <w:pPr>
+              <w:spacing w:after="0"/>
+            </w:pPr>
+            <w:r>
+              <w:rPr>
+                <w:i/>
+                <w:iCs/>
+                <w:color w:val="5F6F80"/>
+                <w:sz w:val="18"/>
+                <w:szCs w:val="18"/>
+              </w:rPr>
+              <w:t xml:space="preserve">Each triangle inside a decomposed hexagon has a base = one side of the hexagon and height = distance from center to side</w:t>
+            </w:r>
+          </w:p>
+        </w:tc>
+      </w:tr>
+      <w:tr>
+        <w:trPr>
+          <w:cantSplit/>
+        </w:trPr>
+        <w:tc>
+          <w:tcPr>
+            <w:tcW w:type="dxa" w:w="1800"/>
+            <w:tcMar>
+              <w:top w:type="dxa" w:w="80"/>
+              <w:left w:type="dxa" w:w="100"/>
+              <w:bottom w:type="dxa" w:w="80"/>
+              <w:right w:type="dxa" w:w="100"/>
+            </w:tcMar>
+            <w:vAlign w:val="top"/>
+          </w:tcPr>
+          <w:p>
+            <w:pPr>
+              <w:spacing w:after="30"/>
             </w:pPr>
             <w:r>
               <w:rPr>
                 <w:b/>
                 <w:bCs/>
                 <w:color w:val="12355B"/>
-                <w:sz w:val="24"/>
-                <w:szCs w:val="24"/>
-              </w:rPr>
-              <w:t xml:space="preserve">Triangle</w:t>
-            </w:r>
+                <w:sz w:val="21"/>
+                <w:szCs w:val="21"/>
+              </w:rPr>
+              <w:t xml:space="preserve">Composite</w:t>
+            </w:r>
+          </w:p>
+          <w:p>
+            <w:pPr>
+              <w:spacing w:after="0"/>
+            </w:pPr>
+            <w:r>
+              <w:rPr>
+                <w:i/>
+                <w:iCs/>
+                <w:color w:val="5F6F80"/>
+                <w:sz w:val="18"/>
+                <w:szCs w:val="18"/>
+              </w:rPr>
+              <w:t xml:space="preserve">Compuesto</w:t>
+            </w:r>
+          </w:p>
+        </w:tc>
+        <w:tc>
+          <w:tcPr>
+            <w:tcW w:type="dxa" w:w="3160"/>
+            <w:tcMar>
+              <w:top w:type="dxa" w:w="80"/>
+              <w:left w:type="dxa" w:w="100"/>
+              <w:bottom w:type="dxa" w:w="80"/>
+              <w:right w:type="dxa" w:w="100"/>
+            </w:tcMar>
+            <w:vAlign w:val="top"/>
+          </w:tcPr>
+          <w:p>
+            <w:pPr>
+              <w:spacing w:after="0"/>
+            </w:pPr>
+            <w:r>
+              <w:rPr>
+                <w:sz w:val="20"/>
+                <w:szCs w:val="20"/>
+              </w:rPr>
+              <w:t xml:space="preserve">Made by putting two or more simple shapes together.</w:t>
+            </w:r>
+          </w:p>
+        </w:tc>
+        <w:tc>
+          <w:tcPr>
+            <w:tcW w:type="dxa" w:w="2200"/>
+            <w:tcMar>
+              <w:top w:type="dxa" w:w="80"/>
+              <w:left w:type="dxa" w:w="100"/>
+              <w:bottom w:type="dxa" w:w="80"/>
+              <w:right w:type="dxa" w:w="100"/>
+            </w:tcMar>
+            <w:vAlign w:val="top"/>
+          </w:tcPr>
+          <w:p>
+            <w:pPr>
+              <w:spacing w:after="40"/>
+            </w:pPr>
             <w:r>
               <w:rPr>
                 <w:i/>
@@ -825,89 +1205,41 @@
                 <w:sz w:val="19"/>
                 <w:szCs w:val="19"/>
               </w:rPr>
-              <w:t xml:space="preserve">   Triángulo</w:t>
-            </w:r>
-          </w:p>
+              <w:t xml:space="preserve">Not Composite: write a counter-example that breaks the definition.</w:t>
+            </w:r>
+          </w:p>
+          <w:p>
+            <w:pPr>
+              <w:pBdr>
+                <w:bottom w:val="single" w:color="AFBECC" w:sz="6"/>
+              </w:pBdr>
+              <w:spacing w:after="30" w:before="150"/>
+            </w:pPr>
+            <w:r>
+              <w:t xml:space="preserve"/>
+            </w:r>
+          </w:p>
+        </w:tc>
+        <w:tc>
+          <w:tcPr>
+            <w:tcW w:type="dxa" w:w="2200"/>
+            <w:tcMar>
+              <w:top w:type="dxa" w:w="80"/>
+              <w:left w:type="dxa" w:w="100"/>
+              <w:bottom w:type="dxa" w:w="80"/>
+              <w:right w:type="dxa" w:w="100"/>
+            </w:tcMar>
+            <w:vAlign w:val="top"/>
+          </w:tcPr>
           <w:p>
             <w:pPr>
               <w:spacing w:after="40"/>
-            </w:pPr>
-            <w:r>
-              <w:rPr>
-                <w:sz w:val="21"/>
-                <w:szCs w:val="21"/>
-              </w:rPr>
-              <w:t xml:space="preserve">A shape with three sides.</w:t>
-            </w:r>
-          </w:p>
-          <w:p>
-            <w:pPr>
-              <w:spacing w:after="0"/>
-            </w:pPr>
-            <w:r>
-              <w:rPr>
-                <w:b/>
-                <w:bCs/>
-                <w:color w:val="1FA6A2"/>
-                <w:sz w:val="18"/>
-                <w:szCs w:val="18"/>
-              </w:rPr>
-              <w:t xml:space="preserve">Example:  </w:t>
-            </w:r>
-            <w:r>
-              <w:rPr>
-                <w:i/>
-                <w:iCs/>
-                <w:color w:val="5F6F80"/>
-                <w:sz w:val="18"/>
-                <w:szCs w:val="18"/>
-              </w:rPr>
-              <w:t xml:space="preserve">Each triangle inside a decomposed hexagon has a base = one side of the hexagon and height = distance from center to side</w:t>
-            </w:r>
-          </w:p>
-        </w:tc>
-      </w:tr>
-    </w:tbl>
-    <w:tbl>
-      <w:tblPr>
-        <w:tblW w:type="pct" w:w="100%"/>
-        <w:tblBorders>
-          <w:top w:val="none" w:color="FFFFFF" w:sz="0"/>
-          <w:left w:val="none" w:color="FFFFFF" w:sz="0"/>
-          <w:bottom w:val="single" w:color="C7D2DD" w:sz="4"/>
-          <w:right w:val="none" w:color="FFFFFF" w:sz="0"/>
-          <w:insideH w:val="none" w:color="FFFFFF" w:sz="0"/>
-          <w:insideV w:val="none" w:color="FFFFFF" w:sz="0"/>
-        </w:tblBorders>
-      </w:tblPr>
-      <w:tblGrid>
-        <w:gridCol w:w="1800"/>
-        <w:gridCol w:w="7560"/>
-      </w:tblGrid>
-      <w:tr>
-        <w:trPr>
-          <w:cantSplit/>
-        </w:trPr>
-        <w:tc>
-          <w:tcPr>
-            <w:tcW w:type="dxa" w:w="1800"/>
-            <w:tcMar>
-              <w:top w:type="dxa" w:w="100"/>
-              <w:left w:type="dxa" w:w="40"/>
-              <w:bottom w:type="dxa" w:w="100"/>
-              <w:right w:type="dxa" w:w="120"/>
-            </w:tcMar>
-            <w:vAlign w:val="center"/>
-          </w:tcPr>
-          <w:p>
-            <w:pPr>
-              <w:spacing w:after="0"/>
               <w:jc w:val="center"/>
             </w:pPr>
             <w:r>
               <w:drawing>
                 <wp:inline distT="0" distB="0" distL="0" distR="0">
-                  <wp:extent cx="1047750" cy="790575"/>
+                  <wp:extent cx="876300" cy="657225"/>
                   <wp:effectExtent t="0" r="0" b="0" l="0"/>
                   <wp:docPr id="1" name="" descr="" title=""/>
                   <wp:cNvGraphicFramePr>
@@ -932,7 +1264,7 @@
                         <pic:spPr bwMode="auto">
                           <a:xfrm>
                             <a:off x="0" y="0"/>
-                            <a:ext cx="1047750" cy="790575"/>
+                            <a:ext cx="876300" cy="657225"/>
                           </a:xfrm>
                           <a:prstGeom prst="rect">
                             <a:avLst/>
@@ -945,32 +1277,108 @@
               </w:drawing>
             </w:r>
           </w:p>
-        </w:tc>
-        <w:tc>
-          <w:tcPr>
-            <w:tcW w:type="dxa" w:w="7560"/>
-            <w:tcMar>
-              <w:top w:type="dxa" w:w="100"/>
-              <w:left w:type="dxa" w:w="40"/>
-              <w:bottom w:type="dxa" w:w="100"/>
-              <w:right w:type="dxa" w:w="40"/>
-            </w:tcMar>
-            <w:vAlign w:val="center"/>
-          </w:tcPr>
-          <w:p>
-            <w:pPr>
-              <w:spacing w:after="50"/>
+          <w:p>
+            <w:pPr>
+              <w:spacing w:after="0"/>
+            </w:pPr>
+            <w:r>
+              <w:rPr>
+                <w:i/>
+                <w:iCs/>
+                <w:color w:val="5F6F80"/>
+                <w:sz w:val="18"/>
+                <w:szCs w:val="18"/>
+              </w:rPr>
+              <w:t xml:space="preserve">6 triangles, each with area 15 sq ft, combine to form a hexagon with total area = 6 × 15 = 90 sq ft</w:t>
+            </w:r>
+          </w:p>
+        </w:tc>
+      </w:tr>
+      <w:tr>
+        <w:trPr>
+          <w:cantSplit/>
+        </w:trPr>
+        <w:tc>
+          <w:tcPr>
+            <w:tcW w:type="dxa" w:w="1800"/>
+            <w:tcMar>
+              <w:top w:type="dxa" w:w="80"/>
+              <w:left w:type="dxa" w:w="100"/>
+              <w:bottom w:type="dxa" w:w="80"/>
+              <w:right w:type="dxa" w:w="100"/>
+            </w:tcMar>
+            <w:vAlign w:val="top"/>
+          </w:tcPr>
+          <w:p>
+            <w:pPr>
+              <w:spacing w:after="30"/>
             </w:pPr>
             <w:r>
               <w:rPr>
                 <w:b/>
                 <w:bCs/>
                 <w:color w:val="12355B"/>
-                <w:sz w:val="24"/>
-                <w:szCs w:val="24"/>
-              </w:rPr>
-              <w:t xml:space="preserve">Composite</w:t>
-            </w:r>
+                <w:sz w:val="21"/>
+                <w:szCs w:val="21"/>
+              </w:rPr>
+              <w:t xml:space="preserve">Formula</w:t>
+            </w:r>
+          </w:p>
+          <w:p>
+            <w:pPr>
+              <w:spacing w:after="0"/>
+            </w:pPr>
+            <w:r>
+              <w:rPr>
+                <w:i/>
+                <w:iCs/>
+                <w:color w:val="5F6F80"/>
+                <w:sz w:val="18"/>
+                <w:szCs w:val="18"/>
+              </w:rPr>
+              <w:t xml:space="preserve">Fórmula</w:t>
+            </w:r>
+          </w:p>
+        </w:tc>
+        <w:tc>
+          <w:tcPr>
+            <w:tcW w:type="dxa" w:w="3160"/>
+            <w:tcMar>
+              <w:top w:type="dxa" w:w="80"/>
+              <w:left w:type="dxa" w:w="100"/>
+              <w:bottom w:type="dxa" w:w="80"/>
+              <w:right w:type="dxa" w:w="100"/>
+            </w:tcMar>
+            <w:vAlign w:val="top"/>
+          </w:tcPr>
+          <w:p>
+            <w:pPr>
+              <w:spacing w:after="0"/>
+            </w:pPr>
+            <w:r>
+              <w:rPr>
+                <w:sz w:val="20"/>
+                <w:szCs w:val="20"/>
+              </w:rPr>
+              <w:t xml:space="preserve">A math rule written with symbols.</w:t>
+            </w:r>
+          </w:p>
+        </w:tc>
+        <w:tc>
+          <w:tcPr>
+            <w:tcW w:type="dxa" w:w="2200"/>
+            <w:tcMar>
+              <w:top w:type="dxa" w:w="80"/>
+              <w:left w:type="dxa" w:w="100"/>
+              <w:bottom w:type="dxa" w:w="80"/>
+              <w:right w:type="dxa" w:w="100"/>
+            </w:tcMar>
+            <w:vAlign w:val="top"/>
+          </w:tcPr>
+          <w:p>
+            <w:pPr>
+              <w:spacing w:after="40"/>
+            </w:pPr>
             <w:r>
               <w:rPr>
                 <w:i/>
@@ -979,89 +1387,41 @@
                 <w:sz w:val="19"/>
                 <w:szCs w:val="19"/>
               </w:rPr>
-              <w:t xml:space="preserve">   Compuesto</w:t>
-            </w:r>
-          </w:p>
+              <w:t xml:space="preserve">Not Formula: write a counter-example that breaks the definition.</w:t>
+            </w:r>
+          </w:p>
+          <w:p>
+            <w:pPr>
+              <w:pBdr>
+                <w:bottom w:val="single" w:color="AFBECC" w:sz="6"/>
+              </w:pBdr>
+              <w:spacing w:after="30" w:before="150"/>
+            </w:pPr>
+            <w:r>
+              <w:t xml:space="preserve"/>
+            </w:r>
+          </w:p>
+        </w:tc>
+        <w:tc>
+          <w:tcPr>
+            <w:tcW w:type="dxa" w:w="2200"/>
+            <w:tcMar>
+              <w:top w:type="dxa" w:w="80"/>
+              <w:left w:type="dxa" w:w="100"/>
+              <w:bottom w:type="dxa" w:w="80"/>
+              <w:right w:type="dxa" w:w="100"/>
+            </w:tcMar>
+            <w:vAlign w:val="top"/>
+          </w:tcPr>
           <w:p>
             <w:pPr>
               <w:spacing w:after="40"/>
-            </w:pPr>
-            <w:r>
-              <w:rPr>
-                <w:sz w:val="21"/>
-                <w:szCs w:val="21"/>
-              </w:rPr>
-              <w:t xml:space="preserve">Made by putting two or more simple shapes together.</w:t>
-            </w:r>
-          </w:p>
-          <w:p>
-            <w:pPr>
-              <w:spacing w:after="0"/>
-            </w:pPr>
-            <w:r>
-              <w:rPr>
-                <w:b/>
-                <w:bCs/>
-                <w:color w:val="1FA6A2"/>
-                <w:sz w:val="18"/>
-                <w:szCs w:val="18"/>
-              </w:rPr>
-              <w:t xml:space="preserve">Example:  </w:t>
-            </w:r>
-            <w:r>
-              <w:rPr>
-                <w:i/>
-                <w:iCs/>
-                <w:color w:val="5F6F80"/>
-                <w:sz w:val="18"/>
-                <w:szCs w:val="18"/>
-              </w:rPr>
-              <w:t xml:space="preserve">6 triangles, each with area 15 sq ft, combine to form a hexagon with total area = 6 × 15 = 90 sq ft</w:t>
-            </w:r>
-          </w:p>
-        </w:tc>
-      </w:tr>
-    </w:tbl>
-    <w:tbl>
-      <w:tblPr>
-        <w:tblW w:type="pct" w:w="100%"/>
-        <w:tblBorders>
-          <w:top w:val="none" w:color="FFFFFF" w:sz="0"/>
-          <w:left w:val="none" w:color="FFFFFF" w:sz="0"/>
-          <w:bottom w:val="single" w:color="C7D2DD" w:sz="4"/>
-          <w:right w:val="none" w:color="FFFFFF" w:sz="0"/>
-          <w:insideH w:val="none" w:color="FFFFFF" w:sz="0"/>
-          <w:insideV w:val="none" w:color="FFFFFF" w:sz="0"/>
-        </w:tblBorders>
-      </w:tblPr>
-      <w:tblGrid>
-        <w:gridCol w:w="1800"/>
-        <w:gridCol w:w="7560"/>
-      </w:tblGrid>
-      <w:tr>
-        <w:trPr>
-          <w:cantSplit/>
-        </w:trPr>
-        <w:tc>
-          <w:tcPr>
-            <w:tcW w:type="dxa" w:w="1800"/>
-            <w:tcMar>
-              <w:top w:type="dxa" w:w="100"/>
-              <w:left w:type="dxa" w:w="40"/>
-              <w:bottom w:type="dxa" w:w="100"/>
-              <w:right w:type="dxa" w:w="120"/>
-            </w:tcMar>
-            <w:vAlign w:val="center"/>
-          </w:tcPr>
-          <w:p>
-            <w:pPr>
-              <w:spacing w:after="0"/>
               <w:jc w:val="center"/>
             </w:pPr>
             <w:r>
               <w:drawing>
                 <wp:inline distT="0" distB="0" distL="0" distR="0">
-                  <wp:extent cx="1047750" cy="790575"/>
+                  <wp:extent cx="876300" cy="657225"/>
                   <wp:effectExtent t="0" r="0" b="0" l="0"/>
                   <wp:docPr id="1" name="" descr="" title=""/>
                   <wp:cNvGraphicFramePr>
@@ -1086,7 +1446,7 @@
                         <pic:spPr bwMode="auto">
                           <a:xfrm>
                             <a:off x="0" y="0"/>
-                            <a:ext cx="1047750" cy="790575"/>
+                            <a:ext cx="876300" cy="657225"/>
                           </a:xfrm>
                           <a:prstGeom prst="rect">
                             <a:avLst/>
@@ -1099,69 +1459,10 @@
               </w:drawing>
             </w:r>
           </w:p>
-        </w:tc>
-        <w:tc>
-          <w:tcPr>
-            <w:tcW w:type="dxa" w:w="7560"/>
-            <w:tcMar>
-              <w:top w:type="dxa" w:w="100"/>
-              <w:left w:type="dxa" w:w="40"/>
-              <w:bottom w:type="dxa" w:w="100"/>
-              <w:right w:type="dxa" w:w="40"/>
-            </w:tcMar>
-            <w:vAlign w:val="center"/>
-          </w:tcPr>
-          <w:p>
-            <w:pPr>
-              <w:spacing w:after="50"/>
-            </w:pPr>
-            <w:r>
-              <w:rPr>
-                <w:b/>
-                <w:bCs/>
-                <w:color w:val="12355B"/>
-                <w:sz w:val="24"/>
-                <w:szCs w:val="24"/>
-              </w:rPr>
-              <w:t xml:space="preserve">Formula</w:t>
-            </w:r>
-            <w:r>
-              <w:rPr>
-                <w:i/>
-                <w:iCs/>
-                <w:color w:val="5F6F80"/>
-                <w:sz w:val="19"/>
-                <w:szCs w:val="19"/>
-              </w:rPr>
-              <w:t xml:space="preserve">   Fórmula</w:t>
-            </w:r>
-          </w:p>
-          <w:p>
-            <w:pPr>
-              <w:spacing w:after="40"/>
-            </w:pPr>
-            <w:r>
-              <w:rPr>
-                <w:sz w:val="21"/>
-                <w:szCs w:val="21"/>
-              </w:rPr>
-              <w:t xml:space="preserve">A math rule written with symbols.</w:t>
-            </w:r>
-          </w:p>
           <w:p>
             <w:pPr>
               <w:spacing w:after="0"/>
             </w:pPr>
-            <w:r>
-              <w:rPr>
-                <w:b/>
-                <w:bCs/>
-                <w:color w:val="1FA6A2"/>
-                <w:sz w:val="18"/>
-                <w:szCs w:val="18"/>
-              </w:rPr>
-              <w:t xml:space="preserve">Example:  </w:t>
-            </w:r>
             <w:r>
               <w:rPr>
                 <w:i/>
@@ -3425,7 +3726,7 @@
           <w:sz w:val="19"/>
           <w:szCs w:val="19"/>
         </w:rPr>
-        <w:t xml:space="preserve">   You Do — show your work</w:t>
+        <w:t xml:space="preserve">   You Do — show your work and reasoning</w:t>
       </w:r>
     </w:p>
     <w:p>
@@ -3440,7 +3741,7 @@
           <w:sz w:val="19"/>
           <w:szCs w:val="19"/>
         </w:rPr>
-        <w:t xml:space="preserve">Solve each problem. Show your thinking in the work box.</w:t>
+        <w:t xml:space="preserve">Solve each problem in the middle column and explain your reasoning using the sentence starters on the right.</w:t>
       </w:r>
     </w:p>
     <w:p>
@@ -3469,120 +3770,219 @@
         <w:t xml:space="preserve">   extra scaffolding</w:t>
       </w:r>
     </w:p>
-    <w:p>
-      <w:pPr>
-        <w:keepNext/>
-        <w:spacing w:after="60" w:before="160"/>
-      </w:pPr>
-      <w:r>
-        <w:rPr>
-          <w:b/>
-          <w:bCs/>
-          <w:color w:val="12355B"/>
-          <w:sz w:val="22"/>
-          <w:szCs w:val="22"/>
-        </w:rPr>
-        <w:t xml:space="preserve">1.  </w:t>
-      </w:r>
-      <w:r>
-        <w:rPr>
-          <w:b/>
-          <w:bCs/>
-          <w:sz w:val="21"/>
-          <w:szCs w:val="21"/>
-        </w:rPr>
-        <w:t xml:space="preserve">A regular hexagon is split into 6 triangles, each with base 4 cm and height 3.5 cm. What is the total area? Use the given heights; nonsquare heights are rounded, so their areas are estimates.</w:t>
-      </w:r>
-    </w:p>
-    <w:p>
-      <w:pPr>
-        <w:spacing w:after="40"/>
-        <w:ind w:left="420"/>
-      </w:pPr>
-      <w:r>
-        <w:rPr>
-          <w:sz w:val="20"/>
-          <w:szCs w:val="20"/>
-        </w:rPr>
-        <w:t xml:space="preserve">A)  14 sq cm</w:t>
-      </w:r>
-    </w:p>
-    <w:p>
-      <w:pPr>
-        <w:spacing w:after="40"/>
-        <w:ind w:left="420"/>
-      </w:pPr>
-      <w:r>
-        <w:rPr>
-          <w:sz w:val="20"/>
-          <w:szCs w:val="20"/>
-        </w:rPr>
-        <w:t xml:space="preserve">B)  21 sq cm</w:t>
-      </w:r>
-    </w:p>
-    <w:p>
-      <w:pPr>
-        <w:spacing w:after="40"/>
-        <w:ind w:left="420"/>
-      </w:pPr>
-      <w:r>
-        <w:rPr>
-          <w:sz w:val="20"/>
-          <w:szCs w:val="20"/>
-        </w:rPr>
-        <w:t xml:space="preserve">C)  42 sq cm</w:t>
-      </w:r>
-    </w:p>
-    <w:p>
-      <w:pPr>
-        <w:spacing w:after="40"/>
-        <w:ind w:left="420"/>
-      </w:pPr>
-      <w:r>
-        <w:rPr>
-          <w:sz w:val="20"/>
-          <w:szCs w:val="20"/>
-        </w:rPr>
-        <w:t xml:space="preserve">D)  84 sq cm</w:t>
-      </w:r>
-    </w:p>
-    <w:p>
-      <w:pPr>
-        <w:spacing w:after="20"/>
-      </w:pPr>
-      <w:r>
-        <w:t xml:space="preserve"/>
-      </w:r>
-    </w:p>
     <w:tbl>
       <w:tblPr>
-        <w:tblW w:type="pct" w:w="100%"/>
+        <w:tblW w:type="dxa" w:w="9360"/>
         <w:tblBorders>
           <w:top w:val="single" w:color="C7D2DD" w:sz="6"/>
           <w:left w:val="single" w:color="C7D2DD" w:sz="6"/>
           <w:bottom w:val="single" w:color="C7D2DD" w:sz="6"/>
           <w:right w:val="single" w:color="C7D2DD" w:sz="6"/>
-          <w:insideH w:val="single" w:color="auto" w:sz="4"/>
-          <w:insideV w:val="single" w:color="auto" w:sz="4"/>
+          <w:insideH w:val="single" w:color="C7D2DD" w:sz="6"/>
+          <w:insideV w:val="single" w:color="C7D2DD" w:sz="6"/>
         </w:tblBorders>
       </w:tblPr>
       <w:tblGrid>
-        <w:gridCol w:w="100"/>
+        <w:gridCol w:w="2800"/>
+        <w:gridCol w:w="3560"/>
+        <w:gridCol w:w="3000"/>
       </w:tblGrid>
       <w:tr>
-        <w:tc>
-          <w:tcPr>
+        <w:trPr>
+          <w:cantSplit/>
+          <w:tblHeader/>
+        </w:trPr>
+        <w:tc>
+          <w:tcPr>
+            <w:tcW w:type="dxa" w:w="2800"/>
+            <w:shd w:fill="EEF4F8" w:color="auto" w:val="clear"/>
+            <w:tcMar>
+              <w:top w:type="dxa" w:w="60"/>
+              <w:left w:type="dxa" w:w="100"/>
+              <w:bottom w:type="dxa" w:w="60"/>
+              <w:right w:type="dxa" w:w="100"/>
+            </w:tcMar>
+          </w:tcPr>
+          <w:p>
+            <w:pPr>
+              <w:spacing w:after="0"/>
+            </w:pPr>
+            <w:r>
+              <w:rPr>
+                <w:b/>
+                <w:bCs/>
+                <w:color w:val="12355B"/>
+                <w:sz w:val="16"/>
+                <w:szCs w:val="16"/>
+              </w:rPr>
+              <w:t xml:space="preserve">CORE PROBLEM / GIVEN REPRESENTATION</w:t>
+            </w:r>
+          </w:p>
+        </w:tc>
+        <w:tc>
+          <w:tcPr>
+            <w:tcW w:type="dxa" w:w="3560"/>
+            <w:shd w:fill="EEF4F8" w:color="auto" w:val="clear"/>
+            <w:tcMar>
+              <w:top w:type="dxa" w:w="60"/>
+              <w:left w:type="dxa" w:w="100"/>
+              <w:bottom w:type="dxa" w:w="60"/>
+              <w:right w:type="dxa" w:w="100"/>
+            </w:tcMar>
+          </w:tcPr>
+          <w:p>
+            <w:pPr>
+              <w:spacing w:after="0"/>
+            </w:pPr>
+            <w:r>
+              <w:rPr>
+                <w:b/>
+                <w:bCs/>
+                <w:color w:val="12355B"/>
+                <w:sz w:val="16"/>
+                <w:szCs w:val="16"/>
+              </w:rPr>
+              <w:t xml:space="preserve">WORKING SPACE / CALCULATION STEPS</w:t>
+            </w:r>
+          </w:p>
+        </w:tc>
+        <w:tc>
+          <w:tcPr>
+            <w:tcW w:type="dxa" w:w="3000"/>
             <w:shd w:fill="FBF3E2" w:color="auto" w:val="clear"/>
             <w:tcMar>
               <w:top w:type="dxa" w:w="60"/>
-              <w:left w:type="dxa" w:w="120"/>
+              <w:left w:type="dxa" w:w="100"/>
               <w:bottom w:type="dxa" w:w="60"/>
-              <w:right w:type="dxa" w:w="120"/>
-            </w:tcMar>
-          </w:tcPr>
-          <w:p>
-            <w:pPr>
-              <w:spacing w:after="0" w:line="320"/>
+              <w:right w:type="dxa" w:w="100"/>
+            </w:tcMar>
+          </w:tcPr>
+          <w:p>
+            <w:pPr>
+              <w:spacing w:after="0"/>
+            </w:pPr>
+            <w:r>
+              <w:rPr>
+                <w:b/>
+                <w:bCs/>
+                <w:color w:val="B97A12"/>
+                <w:sz w:val="16"/>
+                <w:szCs w:val="16"/>
+              </w:rPr>
+              <w:t xml:space="preserve">EXPLAIN YOUR REASONING</w:t>
+            </w:r>
+          </w:p>
+        </w:tc>
+      </w:tr>
+      <w:tr>
+        <w:trPr>
+          <w:cantSplit/>
+        </w:trPr>
+        <w:tc>
+          <w:tcPr>
+            <w:tcW w:type="dxa" w:w="2800"/>
+            <w:tcMar>
+              <w:top w:type="dxa" w:w="80"/>
+              <w:left w:type="dxa" w:w="100"/>
+              <w:bottom w:type="dxa" w:w="80"/>
+              <w:right w:type="dxa" w:w="100"/>
+            </w:tcMar>
+            <w:vAlign w:val="top"/>
+          </w:tcPr>
+          <w:p>
+            <w:pPr>
+              <w:spacing w:after="60"/>
+            </w:pPr>
+            <w:r>
+              <w:rPr>
+                <w:b/>
+                <w:bCs/>
+                <w:color w:val="12355B"/>
+                <w:sz w:val="21"/>
+                <w:szCs w:val="21"/>
+              </w:rPr>
+              <w:t xml:space="preserve">1.  </w:t>
+            </w:r>
+            <w:r>
+              <w:rPr>
+                <w:b/>
+                <w:bCs/>
+                <w:sz w:val="20"/>
+                <w:szCs w:val="20"/>
+              </w:rPr>
+              <w:t xml:space="preserve">A regular hexagon is split into 6 triangles, each with base 4 cm and height 3.5 cm. What is the total area? Use the given heights; nonsquare heights are rounded, so their areas are estimates.</w:t>
+            </w:r>
+          </w:p>
+          <w:p>
+            <w:pPr>
+              <w:spacing w:after="30"/>
+              <w:ind w:left="180"/>
+            </w:pPr>
+            <w:r>
+              <w:rPr>
+                <w:sz w:val="19"/>
+                <w:szCs w:val="19"/>
+              </w:rPr>
+              <w:t xml:space="preserve">A)  14 sq cm</w:t>
+            </w:r>
+          </w:p>
+          <w:p>
+            <w:pPr>
+              <w:spacing w:after="30"/>
+              <w:ind w:left="180"/>
+            </w:pPr>
+            <w:r>
+              <w:rPr>
+                <w:sz w:val="19"/>
+                <w:szCs w:val="19"/>
+              </w:rPr>
+              <w:t xml:space="preserve">B)  21 sq cm</w:t>
+            </w:r>
+          </w:p>
+          <w:p>
+            <w:pPr>
+              <w:spacing w:after="30"/>
+              <w:ind w:left="180"/>
+            </w:pPr>
+            <w:r>
+              <w:rPr>
+                <w:sz w:val="19"/>
+                <w:szCs w:val="19"/>
+              </w:rPr>
+              <w:t xml:space="preserve">C)  42 sq cm</w:t>
+            </w:r>
+          </w:p>
+          <w:p>
+            <w:pPr>
+              <w:spacing w:after="30"/>
+              <w:ind w:left="180"/>
+            </w:pPr>
+            <w:r>
+              <w:rPr>
+                <w:sz w:val="19"/>
+                <w:szCs w:val="19"/>
+              </w:rPr>
+              <w:t xml:space="preserve">D)  84 sq cm</w:t>
+            </w:r>
+          </w:p>
+        </w:tc>
+        <w:tc>
+          <w:tcPr>
+            <w:tcW w:type="dxa" w:w="3560"/>
+            <w:tcMar>
+              <w:top w:type="dxa" w:w="80"/>
+              <w:left w:type="dxa" w:w="100"/>
+              <w:bottom w:type="dxa" w:w="80"/>
+              <w:right w:type="dxa" w:w="100"/>
+            </w:tcMar>
+            <w:vAlign w:val="top"/>
+          </w:tcPr>
+          <w:p>
+            <w:pPr>
+              <w:pBdr>
+                <w:bottom w:val="single" w:color="AFBECC" w:sz="6"/>
+              </w:pBdr>
+              <w:spacing w:after="30" w:before="150"/>
             </w:pPr>
             <w:r>
               <w:t xml:space="preserve"/>
@@ -3590,7 +3990,147 @@
           </w:p>
           <w:p>
             <w:pPr>
-              <w:spacing w:after="0" w:line="320"/>
+              <w:pBdr>
+                <w:bottom w:val="single" w:color="AFBECC" w:sz="6"/>
+              </w:pBdr>
+              <w:spacing w:after="30" w:before="150"/>
+            </w:pPr>
+            <w:r>
+              <w:t xml:space="preserve"/>
+            </w:r>
+          </w:p>
+          <w:p>
+            <w:pPr>
+              <w:pBdr>
+                <w:bottom w:val="single" w:color="AFBECC" w:sz="6"/>
+              </w:pBdr>
+              <w:spacing w:after="30" w:before="150"/>
+            </w:pPr>
+            <w:r>
+              <w:t xml:space="preserve"/>
+            </w:r>
+          </w:p>
+          <w:p>
+            <w:pPr>
+              <w:pBdr>
+                <w:bottom w:val="single" w:color="AFBECC" w:sz="6"/>
+              </w:pBdr>
+              <w:spacing w:after="30" w:before="150"/>
+            </w:pPr>
+            <w:r>
+              <w:t xml:space="preserve"/>
+            </w:r>
+          </w:p>
+        </w:tc>
+        <w:tc>
+          <w:tcPr>
+            <w:tcW w:type="dxa" w:w="3000"/>
+            <w:shd w:fill="FBF3E2" w:color="auto" w:val="clear"/>
+            <w:tcMar>
+              <w:top w:type="dxa" w:w="80"/>
+              <w:left w:type="dxa" w:w="100"/>
+              <w:bottom w:type="dxa" w:w="80"/>
+              <w:right w:type="dxa" w:w="100"/>
+            </w:tcMar>
+            <w:vAlign w:val="top"/>
+          </w:tcPr>
+          <w:p>
+            <w:pPr>
+              <w:spacing w:after="40"/>
+            </w:pPr>
+            <w:r>
+              <w:rPr>
+                <w:b/>
+                <w:bCs/>
+                <w:color w:val="12355B"/>
+                <w:sz w:val="19"/>
+                <w:szCs w:val="19"/>
+              </w:rPr>
+              <w:t xml:space="preserve">Because... </w:t>
+            </w:r>
+            <w:r>
+              <w:rPr>
+                <w:color w:val="AFBECC"/>
+                <w:sz w:val="19"/>
+                <w:szCs w:val="19"/>
+              </w:rPr>
+              <w:t xml:space="preserve">________________</w:t>
+            </w:r>
+          </w:p>
+          <w:p>
+            <w:pPr>
+              <w:pBdr>
+                <w:bottom w:val="single" w:color="AFBECC" w:sz="6"/>
+              </w:pBdr>
+              <w:spacing w:after="30" w:before="150"/>
+            </w:pPr>
+            <w:r>
+              <w:t xml:space="preserve"/>
+            </w:r>
+          </w:p>
+          <w:p>
+            <w:pPr>
+              <w:spacing w:after="40" w:before="80"/>
+            </w:pPr>
+            <w:r>
+              <w:rPr>
+                <w:b/>
+                <w:bCs/>
+                <w:color w:val="6B4FA0"/>
+                <w:sz w:val="19"/>
+                <w:szCs w:val="19"/>
+              </w:rPr>
+              <w:t xml:space="preserve">Although... </w:t>
+            </w:r>
+            <w:r>
+              <w:rPr>
+                <w:color w:val="AFBECC"/>
+                <w:sz w:val="19"/>
+                <w:szCs w:val="19"/>
+              </w:rPr>
+              <w:t xml:space="preserve">_______________</w:t>
+            </w:r>
+          </w:p>
+          <w:p>
+            <w:pPr>
+              <w:pBdr>
+                <w:bottom w:val="single" w:color="AFBECC" w:sz="6"/>
+              </w:pBdr>
+              <w:spacing w:after="30" w:before="150"/>
+            </w:pPr>
+            <w:r>
+              <w:t xml:space="preserve"/>
+            </w:r>
+          </w:p>
+          <w:p>
+            <w:pPr>
+              <w:spacing w:after="40" w:before="80"/>
+            </w:pPr>
+            <w:r>
+              <w:rPr>
+                <w:b/>
+                <w:bCs/>
+                <w:color w:val="1FA6A2"/>
+                <w:sz w:val="19"/>
+                <w:szCs w:val="19"/>
+              </w:rPr>
+              <w:t xml:space="preserve">Therefore... </w:t>
+            </w:r>
+            <w:r>
+              <w:rPr>
+                <w:color w:val="AFBECC"/>
+                <w:sz w:val="19"/>
+                <w:szCs w:val="19"/>
+              </w:rPr>
+              <w:t xml:space="preserve">______________</w:t>
+            </w:r>
+          </w:p>
+          <w:p>
+            <w:pPr>
+              <w:pBdr>
+                <w:bottom w:val="single" w:color="AFBECC" w:sz="6"/>
+              </w:pBdr>
+              <w:spacing w:after="30" w:before="150"/>
             </w:pPr>
             <w:r>
               <w:t xml:space="preserve"/>
@@ -3601,84 +4141,7 @@
     </w:tbl>
     <w:p>
       <w:pPr>
-        <w:keepNext/>
-        <w:spacing w:after="60" w:before="160"/>
-      </w:pPr>
-      <w:r>
-        <w:rPr>
-          <w:b/>
-          <w:bCs/>
-          <w:color w:val="12355B"/>
-          <w:sz w:val="22"/>
-          <w:szCs w:val="22"/>
-        </w:rPr>
-        <w:t xml:space="preserve">2.  </w:t>
-      </w:r>
-      <w:r>
-        <w:rPr>
-          <w:b/>
-          <w:bCs/>
-          <w:sz w:val="21"/>
-          <w:szCs w:val="21"/>
-        </w:rPr>
-        <w:t xml:space="preserve">How many triangles can you make from the center of a regular pentagon?</w:t>
-      </w:r>
-    </w:p>
-    <w:p>
-      <w:pPr>
-        <w:spacing w:after="40"/>
-        <w:ind w:left="420"/>
-      </w:pPr>
-      <w:r>
-        <w:rPr>
-          <w:sz w:val="20"/>
-          <w:szCs w:val="20"/>
-        </w:rPr>
-        <w:t xml:space="preserve">A)  3</w:t>
-      </w:r>
-    </w:p>
-    <w:p>
-      <w:pPr>
-        <w:spacing w:after="40"/>
-        <w:ind w:left="420"/>
-      </w:pPr>
-      <w:r>
-        <w:rPr>
-          <w:sz w:val="20"/>
-          <w:szCs w:val="20"/>
-        </w:rPr>
-        <w:t xml:space="preserve">B)  5</w:t>
-      </w:r>
-    </w:p>
-    <w:p>
-      <w:pPr>
-        <w:spacing w:after="40"/>
-        <w:ind w:left="420"/>
-      </w:pPr>
-      <w:r>
-        <w:rPr>
-          <w:sz w:val="20"/>
-          <w:szCs w:val="20"/>
-        </w:rPr>
-        <w:t xml:space="preserve">C)  6</w:t>
-      </w:r>
-    </w:p>
-    <w:p>
-      <w:pPr>
-        <w:spacing w:after="40"/>
-        <w:ind w:left="420"/>
-      </w:pPr>
-      <w:r>
-        <w:rPr>
-          <w:sz w:val="20"/>
-          <w:szCs w:val="20"/>
-        </w:rPr>
-        <w:t xml:space="preserve">D)  10</w:t>
-      </w:r>
-    </w:p>
-    <w:p>
-      <w:pPr>
-        <w:spacing w:after="20"/>
+        <w:spacing w:after="80"/>
       </w:pPr>
       <w:r>
         <w:t xml:space="preserve"/>
@@ -3686,33 +4149,217 @@
     </w:p>
     <w:tbl>
       <w:tblPr>
-        <w:tblW w:type="pct" w:w="100%"/>
+        <w:tblW w:type="dxa" w:w="9360"/>
         <w:tblBorders>
           <w:top w:val="single" w:color="C7D2DD" w:sz="6"/>
           <w:left w:val="single" w:color="C7D2DD" w:sz="6"/>
           <w:bottom w:val="single" w:color="C7D2DD" w:sz="6"/>
           <w:right w:val="single" w:color="C7D2DD" w:sz="6"/>
-          <w:insideH w:val="single" w:color="auto" w:sz="4"/>
-          <w:insideV w:val="single" w:color="auto" w:sz="4"/>
+          <w:insideH w:val="single" w:color="C7D2DD" w:sz="6"/>
+          <w:insideV w:val="single" w:color="C7D2DD" w:sz="6"/>
         </w:tblBorders>
       </w:tblPr>
       <w:tblGrid>
-        <w:gridCol w:w="100"/>
+        <w:gridCol w:w="2800"/>
+        <w:gridCol w:w="3560"/>
+        <w:gridCol w:w="3000"/>
       </w:tblGrid>
       <w:tr>
-        <w:tc>
-          <w:tcPr>
+        <w:trPr>
+          <w:cantSplit/>
+          <w:tblHeader/>
+        </w:trPr>
+        <w:tc>
+          <w:tcPr>
+            <w:tcW w:type="dxa" w:w="2800"/>
+            <w:shd w:fill="EEF4F8" w:color="auto" w:val="clear"/>
+            <w:tcMar>
+              <w:top w:type="dxa" w:w="60"/>
+              <w:left w:type="dxa" w:w="100"/>
+              <w:bottom w:type="dxa" w:w="60"/>
+              <w:right w:type="dxa" w:w="100"/>
+            </w:tcMar>
+          </w:tcPr>
+          <w:p>
+            <w:pPr>
+              <w:spacing w:after="0"/>
+            </w:pPr>
+            <w:r>
+              <w:rPr>
+                <w:b/>
+                <w:bCs/>
+                <w:color w:val="12355B"/>
+                <w:sz w:val="16"/>
+                <w:szCs w:val="16"/>
+              </w:rPr>
+              <w:t xml:space="preserve">CORE PROBLEM / GIVEN REPRESENTATION</w:t>
+            </w:r>
+          </w:p>
+        </w:tc>
+        <w:tc>
+          <w:tcPr>
+            <w:tcW w:type="dxa" w:w="3560"/>
+            <w:shd w:fill="EEF4F8" w:color="auto" w:val="clear"/>
+            <w:tcMar>
+              <w:top w:type="dxa" w:w="60"/>
+              <w:left w:type="dxa" w:w="100"/>
+              <w:bottom w:type="dxa" w:w="60"/>
+              <w:right w:type="dxa" w:w="100"/>
+            </w:tcMar>
+          </w:tcPr>
+          <w:p>
+            <w:pPr>
+              <w:spacing w:after="0"/>
+            </w:pPr>
+            <w:r>
+              <w:rPr>
+                <w:b/>
+                <w:bCs/>
+                <w:color w:val="12355B"/>
+                <w:sz w:val="16"/>
+                <w:szCs w:val="16"/>
+              </w:rPr>
+              <w:t xml:space="preserve">WORKING SPACE / CALCULATION STEPS</w:t>
+            </w:r>
+          </w:p>
+        </w:tc>
+        <w:tc>
+          <w:tcPr>
+            <w:tcW w:type="dxa" w:w="3000"/>
             <w:shd w:fill="FBF3E2" w:color="auto" w:val="clear"/>
             <w:tcMar>
               <w:top w:type="dxa" w:w="60"/>
-              <w:left w:type="dxa" w:w="120"/>
+              <w:left w:type="dxa" w:w="100"/>
               <w:bottom w:type="dxa" w:w="60"/>
-              <w:right w:type="dxa" w:w="120"/>
-            </w:tcMar>
-          </w:tcPr>
-          <w:p>
-            <w:pPr>
-              <w:spacing w:after="0" w:line="320"/>
+              <w:right w:type="dxa" w:w="100"/>
+            </w:tcMar>
+          </w:tcPr>
+          <w:p>
+            <w:pPr>
+              <w:spacing w:after="0"/>
+            </w:pPr>
+            <w:r>
+              <w:rPr>
+                <w:b/>
+                <w:bCs/>
+                <w:color w:val="B97A12"/>
+                <w:sz w:val="16"/>
+                <w:szCs w:val="16"/>
+              </w:rPr>
+              <w:t xml:space="preserve">EXPLAIN YOUR REASONING</w:t>
+            </w:r>
+          </w:p>
+        </w:tc>
+      </w:tr>
+      <w:tr>
+        <w:trPr>
+          <w:cantSplit/>
+        </w:trPr>
+        <w:tc>
+          <w:tcPr>
+            <w:tcW w:type="dxa" w:w="2800"/>
+            <w:tcMar>
+              <w:top w:type="dxa" w:w="80"/>
+              <w:left w:type="dxa" w:w="100"/>
+              <w:bottom w:type="dxa" w:w="80"/>
+              <w:right w:type="dxa" w:w="100"/>
+            </w:tcMar>
+            <w:vAlign w:val="top"/>
+          </w:tcPr>
+          <w:p>
+            <w:pPr>
+              <w:spacing w:after="60"/>
+            </w:pPr>
+            <w:r>
+              <w:rPr>
+                <w:b/>
+                <w:bCs/>
+                <w:color w:val="12355B"/>
+                <w:sz w:val="21"/>
+                <w:szCs w:val="21"/>
+              </w:rPr>
+              <w:t xml:space="preserve">2.  </w:t>
+            </w:r>
+            <w:r>
+              <w:rPr>
+                <w:b/>
+                <w:bCs/>
+                <w:sz w:val="20"/>
+                <w:szCs w:val="20"/>
+              </w:rPr>
+              <w:t xml:space="preserve">How many triangles can you make from the center of a regular pentagon?</w:t>
+            </w:r>
+          </w:p>
+          <w:p>
+            <w:pPr>
+              <w:spacing w:after="30"/>
+              <w:ind w:left="180"/>
+            </w:pPr>
+            <w:r>
+              <w:rPr>
+                <w:sz w:val="19"/>
+                <w:szCs w:val="19"/>
+              </w:rPr>
+              <w:t xml:space="preserve">A)  3</w:t>
+            </w:r>
+          </w:p>
+          <w:p>
+            <w:pPr>
+              <w:spacing w:after="30"/>
+              <w:ind w:left="180"/>
+            </w:pPr>
+            <w:r>
+              <w:rPr>
+                <w:sz w:val="19"/>
+                <w:szCs w:val="19"/>
+              </w:rPr>
+              <w:t xml:space="preserve">B)  5</w:t>
+            </w:r>
+          </w:p>
+          <w:p>
+            <w:pPr>
+              <w:spacing w:after="30"/>
+              <w:ind w:left="180"/>
+            </w:pPr>
+            <w:r>
+              <w:rPr>
+                <w:sz w:val="19"/>
+                <w:szCs w:val="19"/>
+              </w:rPr>
+              <w:t xml:space="preserve">C)  6</w:t>
+            </w:r>
+          </w:p>
+          <w:p>
+            <w:pPr>
+              <w:spacing w:after="30"/>
+              <w:ind w:left="180"/>
+            </w:pPr>
+            <w:r>
+              <w:rPr>
+                <w:sz w:val="19"/>
+                <w:szCs w:val="19"/>
+              </w:rPr>
+              <w:t xml:space="preserve">D)  10</w:t>
+            </w:r>
+          </w:p>
+        </w:tc>
+        <w:tc>
+          <w:tcPr>
+            <w:tcW w:type="dxa" w:w="3560"/>
+            <w:tcMar>
+              <w:top w:type="dxa" w:w="80"/>
+              <w:left w:type="dxa" w:w="100"/>
+              <w:bottom w:type="dxa" w:w="80"/>
+              <w:right w:type="dxa" w:w="100"/>
+            </w:tcMar>
+            <w:vAlign w:val="top"/>
+          </w:tcPr>
+          <w:p>
+            <w:pPr>
+              <w:pBdr>
+                <w:bottom w:val="single" w:color="AFBECC" w:sz="6"/>
+              </w:pBdr>
+              <w:spacing w:after="30" w:before="150"/>
             </w:pPr>
             <w:r>
               <w:t xml:space="preserve"/>
@@ -3720,7 +4367,147 @@
           </w:p>
           <w:p>
             <w:pPr>
-              <w:spacing w:after="0" w:line="320"/>
+              <w:pBdr>
+                <w:bottom w:val="single" w:color="AFBECC" w:sz="6"/>
+              </w:pBdr>
+              <w:spacing w:after="30" w:before="150"/>
+            </w:pPr>
+            <w:r>
+              <w:t xml:space="preserve"/>
+            </w:r>
+          </w:p>
+          <w:p>
+            <w:pPr>
+              <w:pBdr>
+                <w:bottom w:val="single" w:color="AFBECC" w:sz="6"/>
+              </w:pBdr>
+              <w:spacing w:after="30" w:before="150"/>
+            </w:pPr>
+            <w:r>
+              <w:t xml:space="preserve"/>
+            </w:r>
+          </w:p>
+          <w:p>
+            <w:pPr>
+              <w:pBdr>
+                <w:bottom w:val="single" w:color="AFBECC" w:sz="6"/>
+              </w:pBdr>
+              <w:spacing w:after="30" w:before="150"/>
+            </w:pPr>
+            <w:r>
+              <w:t xml:space="preserve"/>
+            </w:r>
+          </w:p>
+        </w:tc>
+        <w:tc>
+          <w:tcPr>
+            <w:tcW w:type="dxa" w:w="3000"/>
+            <w:shd w:fill="FBF3E2" w:color="auto" w:val="clear"/>
+            <w:tcMar>
+              <w:top w:type="dxa" w:w="80"/>
+              <w:left w:type="dxa" w:w="100"/>
+              <w:bottom w:type="dxa" w:w="80"/>
+              <w:right w:type="dxa" w:w="100"/>
+            </w:tcMar>
+            <w:vAlign w:val="top"/>
+          </w:tcPr>
+          <w:p>
+            <w:pPr>
+              <w:spacing w:after="40"/>
+            </w:pPr>
+            <w:r>
+              <w:rPr>
+                <w:b/>
+                <w:bCs/>
+                <w:color w:val="12355B"/>
+                <w:sz w:val="19"/>
+                <w:szCs w:val="19"/>
+              </w:rPr>
+              <w:t xml:space="preserve">Because... </w:t>
+            </w:r>
+            <w:r>
+              <w:rPr>
+                <w:color w:val="AFBECC"/>
+                <w:sz w:val="19"/>
+                <w:szCs w:val="19"/>
+              </w:rPr>
+              <w:t xml:space="preserve">________________</w:t>
+            </w:r>
+          </w:p>
+          <w:p>
+            <w:pPr>
+              <w:pBdr>
+                <w:bottom w:val="single" w:color="AFBECC" w:sz="6"/>
+              </w:pBdr>
+              <w:spacing w:after="30" w:before="150"/>
+            </w:pPr>
+            <w:r>
+              <w:t xml:space="preserve"/>
+            </w:r>
+          </w:p>
+          <w:p>
+            <w:pPr>
+              <w:spacing w:after="40" w:before="80"/>
+            </w:pPr>
+            <w:r>
+              <w:rPr>
+                <w:b/>
+                <w:bCs/>
+                <w:color w:val="6B4FA0"/>
+                <w:sz w:val="19"/>
+                <w:szCs w:val="19"/>
+              </w:rPr>
+              <w:t xml:space="preserve">Although... </w:t>
+            </w:r>
+            <w:r>
+              <w:rPr>
+                <w:color w:val="AFBECC"/>
+                <w:sz w:val="19"/>
+                <w:szCs w:val="19"/>
+              </w:rPr>
+              <w:t xml:space="preserve">_______________</w:t>
+            </w:r>
+          </w:p>
+          <w:p>
+            <w:pPr>
+              <w:pBdr>
+                <w:bottom w:val="single" w:color="AFBECC" w:sz="6"/>
+              </w:pBdr>
+              <w:spacing w:after="30" w:before="150"/>
+            </w:pPr>
+            <w:r>
+              <w:t xml:space="preserve"/>
+            </w:r>
+          </w:p>
+          <w:p>
+            <w:pPr>
+              <w:spacing w:after="40" w:before="80"/>
+            </w:pPr>
+            <w:r>
+              <w:rPr>
+                <w:b/>
+                <w:bCs/>
+                <w:color w:val="1FA6A2"/>
+                <w:sz w:val="19"/>
+                <w:szCs w:val="19"/>
+              </w:rPr>
+              <w:t xml:space="preserve">Therefore... </w:t>
+            </w:r>
+            <w:r>
+              <w:rPr>
+                <w:color w:val="AFBECC"/>
+                <w:sz w:val="19"/>
+                <w:szCs w:val="19"/>
+              </w:rPr>
+              <w:t xml:space="preserve">______________</w:t>
+            </w:r>
+          </w:p>
+          <w:p>
+            <w:pPr>
+              <w:pBdr>
+                <w:bottom w:val="single" w:color="AFBECC" w:sz="6"/>
+              </w:pBdr>
+              <w:spacing w:after="30" w:before="150"/>
             </w:pPr>
             <w:r>
               <w:t xml:space="preserve"/>
@@ -3729,6 +4516,14 @@
         </w:tc>
       </w:tr>
     </w:tbl>
+    <w:p>
+      <w:pPr>
+        <w:spacing w:after="80"/>
+      </w:pPr>
+      <w:r>
+        <w:t xml:space="preserve"/>
+      </w:r>
+    </w:p>
     <w:p>
       <w:pPr>
         <w:pStyle w:val="Heading2"/>
@@ -3755,60 +4550,167 @@
         <w:t xml:space="preserve">   grade-level practice</w:t>
       </w:r>
     </w:p>
-    <w:p>
-      <w:pPr>
-        <w:keepNext/>
-        <w:spacing w:after="60" w:before="160"/>
-      </w:pPr>
-      <w:r>
-        <w:rPr>
-          <w:b/>
-          <w:bCs/>
-          <w:color w:val="12355B"/>
-          <w:sz w:val="22"/>
-          <w:szCs w:val="22"/>
-        </w:rPr>
-        <w:t xml:space="preserve">3.  </w:t>
-      </w:r>
-      <w:r>
-        <w:rPr>
-          <w:b/>
-          <w:bCs/>
-          <w:sz w:val="21"/>
-          <w:szCs w:val="21"/>
-        </w:rPr>
-        <w:t xml:space="preserve">Complete the table: find one central triangle’s area and the polygon’s total area. Use the given rounded heights for estimates; the square dimensions are exact.</w:t>
-      </w:r>
-    </w:p>
     <w:tbl>
       <w:tblPr>
-        <w:tblW w:type="pct" w:w="100%"/>
+        <w:tblW w:type="dxa" w:w="9360"/>
         <w:tblBorders>
           <w:top w:val="single" w:color="C7D2DD" w:sz="6"/>
           <w:left w:val="single" w:color="C7D2DD" w:sz="6"/>
           <w:bottom w:val="single" w:color="C7D2DD" w:sz="6"/>
           <w:right w:val="single" w:color="C7D2DD" w:sz="6"/>
-          <w:insideH w:val="single" w:color="auto" w:sz="4"/>
-          <w:insideV w:val="single" w:color="auto" w:sz="4"/>
+          <w:insideH w:val="single" w:color="C7D2DD" w:sz="6"/>
+          <w:insideV w:val="single" w:color="C7D2DD" w:sz="6"/>
         </w:tblBorders>
       </w:tblPr>
       <w:tblGrid>
-        <w:gridCol w:w="100"/>
+        <w:gridCol w:w="2800"/>
+        <w:gridCol w:w="3560"/>
+        <w:gridCol w:w="3000"/>
       </w:tblGrid>
       <w:tr>
-        <w:tc>
-          <w:tcPr>
+        <w:trPr>
+          <w:cantSplit/>
+          <w:tblHeader/>
+        </w:trPr>
+        <w:tc>
+          <w:tcPr>
+            <w:tcW w:type="dxa" w:w="2800"/>
+            <w:shd w:fill="EEF4F8" w:color="auto" w:val="clear"/>
+            <w:tcMar>
+              <w:top w:type="dxa" w:w="60"/>
+              <w:left w:type="dxa" w:w="100"/>
+              <w:bottom w:type="dxa" w:w="60"/>
+              <w:right w:type="dxa" w:w="100"/>
+            </w:tcMar>
+          </w:tcPr>
+          <w:p>
+            <w:pPr>
+              <w:spacing w:after="0"/>
+            </w:pPr>
+            <w:r>
+              <w:rPr>
+                <w:b/>
+                <w:bCs/>
+                <w:color w:val="12355B"/>
+                <w:sz w:val="16"/>
+                <w:szCs w:val="16"/>
+              </w:rPr>
+              <w:t xml:space="preserve">CORE PROBLEM / GIVEN REPRESENTATION</w:t>
+            </w:r>
+          </w:p>
+        </w:tc>
+        <w:tc>
+          <w:tcPr>
+            <w:tcW w:type="dxa" w:w="3560"/>
+            <w:shd w:fill="EEF4F8" w:color="auto" w:val="clear"/>
+            <w:tcMar>
+              <w:top w:type="dxa" w:w="60"/>
+              <w:left w:type="dxa" w:w="100"/>
+              <w:bottom w:type="dxa" w:w="60"/>
+              <w:right w:type="dxa" w:w="100"/>
+            </w:tcMar>
+          </w:tcPr>
+          <w:p>
+            <w:pPr>
+              <w:spacing w:after="0"/>
+            </w:pPr>
+            <w:r>
+              <w:rPr>
+                <w:b/>
+                <w:bCs/>
+                <w:color w:val="12355B"/>
+                <w:sz w:val="16"/>
+                <w:szCs w:val="16"/>
+              </w:rPr>
+              <w:t xml:space="preserve">WORKING SPACE / CALCULATION STEPS</w:t>
+            </w:r>
+          </w:p>
+        </w:tc>
+        <w:tc>
+          <w:tcPr>
+            <w:tcW w:type="dxa" w:w="3000"/>
             <w:shd w:fill="FBF3E2" w:color="auto" w:val="clear"/>
             <w:tcMar>
               <w:top w:type="dxa" w:w="60"/>
-              <w:left w:type="dxa" w:w="120"/>
+              <w:left w:type="dxa" w:w="100"/>
               <w:bottom w:type="dxa" w:w="60"/>
-              <w:right w:type="dxa" w:w="120"/>
-            </w:tcMar>
-          </w:tcPr>
-          <w:p>
-            <w:pPr>
-              <w:spacing w:after="0" w:line="320"/>
+              <w:right w:type="dxa" w:w="100"/>
+            </w:tcMar>
+          </w:tcPr>
+          <w:p>
+            <w:pPr>
+              <w:spacing w:after="0"/>
+            </w:pPr>
+            <w:r>
+              <w:rPr>
+                <w:b/>
+                <w:bCs/>
+                <w:color w:val="B97A12"/>
+                <w:sz w:val="16"/>
+                <w:szCs w:val="16"/>
+              </w:rPr>
+              <w:t xml:space="preserve">EXPLAIN YOUR REASONING</w:t>
+            </w:r>
+          </w:p>
+        </w:tc>
+      </w:tr>
+      <w:tr>
+        <w:trPr>
+          <w:cantSplit/>
+        </w:trPr>
+        <w:tc>
+          <w:tcPr>
+            <w:tcW w:type="dxa" w:w="2800"/>
+            <w:tcMar>
+              <w:top w:type="dxa" w:w="80"/>
+              <w:left w:type="dxa" w:w="100"/>
+              <w:bottom w:type="dxa" w:w="80"/>
+              <w:right w:type="dxa" w:w="100"/>
+            </w:tcMar>
+            <w:vAlign w:val="top"/>
+          </w:tcPr>
+          <w:p>
+            <w:pPr>
+              <w:spacing w:after="60"/>
+            </w:pPr>
+            <w:r>
+              <w:rPr>
+                <w:b/>
+                <w:bCs/>
+                <w:color w:val="12355B"/>
+                <w:sz w:val="21"/>
+                <w:szCs w:val="21"/>
+              </w:rPr>
+              <w:t xml:space="preserve">3.  </w:t>
+            </w:r>
+            <w:r>
+              <w:rPr>
+                <w:b/>
+                <w:bCs/>
+                <w:sz w:val="20"/>
+                <w:szCs w:val="20"/>
+              </w:rPr>
+              <w:t xml:space="preserve">Complete the table: find one central triangle’s area and the polygon’s total area. Use the given rounded heights for estimates; the square dimensions are exact.</w:t>
+            </w:r>
+          </w:p>
+        </w:tc>
+        <w:tc>
+          <w:tcPr>
+            <w:tcW w:type="dxa" w:w="3560"/>
+            <w:tcMar>
+              <w:top w:type="dxa" w:w="80"/>
+              <w:left w:type="dxa" w:w="100"/>
+              <w:bottom w:type="dxa" w:w="80"/>
+              <w:right w:type="dxa" w:w="100"/>
+            </w:tcMar>
+            <w:vAlign w:val="top"/>
+          </w:tcPr>
+          <w:p>
+            <w:pPr>
+              <w:pBdr>
+                <w:bottom w:val="single" w:color="AFBECC" w:sz="6"/>
+              </w:pBdr>
+              <w:spacing w:after="30" w:before="150"/>
             </w:pPr>
             <w:r>
               <w:t xml:space="preserve"/>
@@ -3816,7 +4718,10 @@
           </w:p>
           <w:p>
             <w:pPr>
-              <w:spacing w:after="0" w:line="320"/>
+              <w:pBdr>
+                <w:bottom w:val="single" w:color="AFBECC" w:sz="6"/>
+              </w:pBdr>
+              <w:spacing w:after="30" w:before="150"/>
             </w:pPr>
             <w:r>
               <w:t xml:space="preserve"/>
@@ -3824,7 +4729,10 @@
           </w:p>
           <w:p>
             <w:pPr>
-              <w:spacing w:after="0" w:line="320"/>
+              <w:pBdr>
+                <w:bottom w:val="single" w:color="AFBECC" w:sz="6"/>
+              </w:pBdr>
+              <w:spacing w:after="30" w:before="150"/>
             </w:pPr>
             <w:r>
               <w:t xml:space="preserve"/>
@@ -3832,7 +4740,125 @@
           </w:p>
           <w:p>
             <w:pPr>
-              <w:spacing w:after="0" w:line="320"/>
+              <w:pBdr>
+                <w:bottom w:val="single" w:color="AFBECC" w:sz="6"/>
+              </w:pBdr>
+              <w:spacing w:after="30" w:before="150"/>
+            </w:pPr>
+            <w:r>
+              <w:t xml:space="preserve"/>
+            </w:r>
+          </w:p>
+        </w:tc>
+        <w:tc>
+          <w:tcPr>
+            <w:tcW w:type="dxa" w:w="3000"/>
+            <w:shd w:fill="FBF3E2" w:color="auto" w:val="clear"/>
+            <w:tcMar>
+              <w:top w:type="dxa" w:w="80"/>
+              <w:left w:type="dxa" w:w="100"/>
+              <w:bottom w:type="dxa" w:w="80"/>
+              <w:right w:type="dxa" w:w="100"/>
+            </w:tcMar>
+            <w:vAlign w:val="top"/>
+          </w:tcPr>
+          <w:p>
+            <w:pPr>
+              <w:spacing w:after="40"/>
+            </w:pPr>
+            <w:r>
+              <w:rPr>
+                <w:b/>
+                <w:bCs/>
+                <w:color w:val="12355B"/>
+                <w:sz w:val="19"/>
+                <w:szCs w:val="19"/>
+              </w:rPr>
+              <w:t xml:space="preserve">Because... </w:t>
+            </w:r>
+            <w:r>
+              <w:rPr>
+                <w:color w:val="AFBECC"/>
+                <w:sz w:val="19"/>
+                <w:szCs w:val="19"/>
+              </w:rPr>
+              <w:t xml:space="preserve">________________</w:t>
+            </w:r>
+          </w:p>
+          <w:p>
+            <w:pPr>
+              <w:pBdr>
+                <w:bottom w:val="single" w:color="AFBECC" w:sz="6"/>
+              </w:pBdr>
+              <w:spacing w:after="30" w:before="150"/>
+            </w:pPr>
+            <w:r>
+              <w:t xml:space="preserve"/>
+            </w:r>
+          </w:p>
+          <w:p>
+            <w:pPr>
+              <w:spacing w:after="40" w:before="80"/>
+            </w:pPr>
+            <w:r>
+              <w:rPr>
+                <w:b/>
+                <w:bCs/>
+                <w:color w:val="6B4FA0"/>
+                <w:sz w:val="19"/>
+                <w:szCs w:val="19"/>
+              </w:rPr>
+              <w:t xml:space="preserve">Although... </w:t>
+            </w:r>
+            <w:r>
+              <w:rPr>
+                <w:color w:val="AFBECC"/>
+                <w:sz w:val="19"/>
+                <w:szCs w:val="19"/>
+              </w:rPr>
+              <w:t xml:space="preserve">_______________</w:t>
+            </w:r>
+          </w:p>
+          <w:p>
+            <w:pPr>
+              <w:pBdr>
+                <w:bottom w:val="single" w:color="AFBECC" w:sz="6"/>
+              </w:pBdr>
+              <w:spacing w:after="30" w:before="150"/>
+            </w:pPr>
+            <w:r>
+              <w:t xml:space="preserve"/>
+            </w:r>
+          </w:p>
+          <w:p>
+            <w:pPr>
+              <w:spacing w:after="40" w:before="80"/>
+            </w:pPr>
+            <w:r>
+              <w:rPr>
+                <w:b/>
+                <w:bCs/>
+                <w:color w:val="1FA6A2"/>
+                <w:sz w:val="19"/>
+                <w:szCs w:val="19"/>
+              </w:rPr>
+              <w:t xml:space="preserve">Therefore... </w:t>
+            </w:r>
+            <w:r>
+              <w:rPr>
+                <w:color w:val="AFBECC"/>
+                <w:sz w:val="19"/>
+                <w:szCs w:val="19"/>
+              </w:rPr>
+              <w:t xml:space="preserve">______________</w:t>
+            </w:r>
+          </w:p>
+          <w:p>
+            <w:pPr>
+              <w:pBdr>
+                <w:bottom w:val="single" w:color="AFBECC" w:sz="6"/>
+              </w:pBdr>
+              <w:spacing w:after="30" w:before="150"/>
             </w:pPr>
             <w:r>
               <w:t xml:space="preserve"/>
@@ -3841,6 +4867,14 @@
         </w:tc>
       </w:tr>
     </w:tbl>
+    <w:p>
+      <w:pPr>
+        <w:spacing w:after="80"/>
+      </w:pPr>
+      <w:r>
+        <w:t xml:space="preserve"/>
+      </w:r>
+    </w:p>
     <w:p>
       <w:pPr>
         <w:pStyle w:val="Heading2"/>
@@ -3867,60 +4901,167 @@
         <w:t xml:space="preserve">   stretch your thinking</w:t>
       </w:r>
     </w:p>
-    <w:p>
-      <w:pPr>
-        <w:keepNext/>
-        <w:spacing w:after="60" w:before="160"/>
-      </w:pPr>
-      <w:r>
-        <w:rPr>
-          <w:b/>
-          <w:bCs/>
-          <w:color w:val="12355B"/>
-          <w:sz w:val="22"/>
-          <w:szCs w:val="22"/>
-        </w:rPr>
-        <w:t xml:space="preserve">4.  </w:t>
-      </w:r>
-      <w:r>
-        <w:rPr>
-          <w:b/>
-          <w:bCs/>
-          <w:sz w:val="21"/>
-          <w:szCs w:val="21"/>
-        </w:rPr>
-        <w:t xml:space="preserve">Use total area = number of triangles × ½ × base × height to find each missing value. Nonsquare measurements are rounded; use the displayed values.</w:t>
-      </w:r>
-    </w:p>
     <w:tbl>
       <w:tblPr>
-        <w:tblW w:type="pct" w:w="100%"/>
+        <w:tblW w:type="dxa" w:w="9360"/>
         <w:tblBorders>
           <w:top w:val="single" w:color="C7D2DD" w:sz="6"/>
           <w:left w:val="single" w:color="C7D2DD" w:sz="6"/>
           <w:bottom w:val="single" w:color="C7D2DD" w:sz="6"/>
           <w:right w:val="single" w:color="C7D2DD" w:sz="6"/>
-          <w:insideH w:val="single" w:color="auto" w:sz="4"/>
-          <w:insideV w:val="single" w:color="auto" w:sz="4"/>
+          <w:insideH w:val="single" w:color="C7D2DD" w:sz="6"/>
+          <w:insideV w:val="single" w:color="C7D2DD" w:sz="6"/>
         </w:tblBorders>
       </w:tblPr>
       <w:tblGrid>
-        <w:gridCol w:w="100"/>
+        <w:gridCol w:w="2800"/>
+        <w:gridCol w:w="3560"/>
+        <w:gridCol w:w="3000"/>
       </w:tblGrid>
       <w:tr>
-        <w:tc>
-          <w:tcPr>
+        <w:trPr>
+          <w:cantSplit/>
+          <w:tblHeader/>
+        </w:trPr>
+        <w:tc>
+          <w:tcPr>
+            <w:tcW w:type="dxa" w:w="2800"/>
+            <w:shd w:fill="EEF4F8" w:color="auto" w:val="clear"/>
+            <w:tcMar>
+              <w:top w:type="dxa" w:w="60"/>
+              <w:left w:type="dxa" w:w="100"/>
+              <w:bottom w:type="dxa" w:w="60"/>
+              <w:right w:type="dxa" w:w="100"/>
+            </w:tcMar>
+          </w:tcPr>
+          <w:p>
+            <w:pPr>
+              <w:spacing w:after="0"/>
+            </w:pPr>
+            <w:r>
+              <w:rPr>
+                <w:b/>
+                <w:bCs/>
+                <w:color w:val="12355B"/>
+                <w:sz w:val="16"/>
+                <w:szCs w:val="16"/>
+              </w:rPr>
+              <w:t xml:space="preserve">CORE PROBLEM / GIVEN REPRESENTATION</w:t>
+            </w:r>
+          </w:p>
+        </w:tc>
+        <w:tc>
+          <w:tcPr>
+            <w:tcW w:type="dxa" w:w="3560"/>
+            <w:shd w:fill="EEF4F8" w:color="auto" w:val="clear"/>
+            <w:tcMar>
+              <w:top w:type="dxa" w:w="60"/>
+              <w:left w:type="dxa" w:w="100"/>
+              <w:bottom w:type="dxa" w:w="60"/>
+              <w:right w:type="dxa" w:w="100"/>
+            </w:tcMar>
+          </w:tcPr>
+          <w:p>
+            <w:pPr>
+              <w:spacing w:after="0"/>
+            </w:pPr>
+            <w:r>
+              <w:rPr>
+                <w:b/>
+                <w:bCs/>
+                <w:color w:val="12355B"/>
+                <w:sz w:val="16"/>
+                <w:szCs w:val="16"/>
+              </w:rPr>
+              <w:t xml:space="preserve">WORKING SPACE / CALCULATION STEPS</w:t>
+            </w:r>
+          </w:p>
+        </w:tc>
+        <w:tc>
+          <w:tcPr>
+            <w:tcW w:type="dxa" w:w="3000"/>
             <w:shd w:fill="FBF3E2" w:color="auto" w:val="clear"/>
             <w:tcMar>
               <w:top w:type="dxa" w:w="60"/>
-              <w:left w:type="dxa" w:w="120"/>
+              <w:left w:type="dxa" w:w="100"/>
               <w:bottom w:type="dxa" w:w="60"/>
-              <w:right w:type="dxa" w:w="120"/>
-            </w:tcMar>
-          </w:tcPr>
-          <w:p>
-            <w:pPr>
-              <w:spacing w:after="0" w:line="320"/>
+              <w:right w:type="dxa" w:w="100"/>
+            </w:tcMar>
+          </w:tcPr>
+          <w:p>
+            <w:pPr>
+              <w:spacing w:after="0"/>
+            </w:pPr>
+            <w:r>
+              <w:rPr>
+                <w:b/>
+                <w:bCs/>
+                <w:color w:val="B97A12"/>
+                <w:sz w:val="16"/>
+                <w:szCs w:val="16"/>
+              </w:rPr>
+              <w:t xml:space="preserve">EXPLAIN YOUR REASONING</w:t>
+            </w:r>
+          </w:p>
+        </w:tc>
+      </w:tr>
+      <w:tr>
+        <w:trPr>
+          <w:cantSplit/>
+        </w:trPr>
+        <w:tc>
+          <w:tcPr>
+            <w:tcW w:type="dxa" w:w="2800"/>
+            <w:tcMar>
+              <w:top w:type="dxa" w:w="80"/>
+              <w:left w:type="dxa" w:w="100"/>
+              <w:bottom w:type="dxa" w:w="80"/>
+              <w:right w:type="dxa" w:w="100"/>
+            </w:tcMar>
+            <w:vAlign w:val="top"/>
+          </w:tcPr>
+          <w:p>
+            <w:pPr>
+              <w:spacing w:after="60"/>
+            </w:pPr>
+            <w:r>
+              <w:rPr>
+                <w:b/>
+                <w:bCs/>
+                <w:color w:val="12355B"/>
+                <w:sz w:val="21"/>
+                <w:szCs w:val="21"/>
+              </w:rPr>
+              <w:t xml:space="preserve">4.  </w:t>
+            </w:r>
+            <w:r>
+              <w:rPr>
+                <w:b/>
+                <w:bCs/>
+                <w:sz w:val="20"/>
+                <w:szCs w:val="20"/>
+              </w:rPr>
+              <w:t xml:space="preserve">Use total area = number of triangles × ½ × base × height to find each missing value. Nonsquare measurements are rounded; use the displayed values.</w:t>
+            </w:r>
+          </w:p>
+        </w:tc>
+        <w:tc>
+          <w:tcPr>
+            <w:tcW w:type="dxa" w:w="3560"/>
+            <w:tcMar>
+              <w:top w:type="dxa" w:w="80"/>
+              <w:left w:type="dxa" w:w="100"/>
+              <w:bottom w:type="dxa" w:w="80"/>
+              <w:right w:type="dxa" w:w="100"/>
+            </w:tcMar>
+            <w:vAlign w:val="top"/>
+          </w:tcPr>
+          <w:p>
+            <w:pPr>
+              <w:pBdr>
+                <w:bottom w:val="single" w:color="AFBECC" w:sz="6"/>
+              </w:pBdr>
+              <w:spacing w:after="30" w:before="150"/>
             </w:pPr>
             <w:r>
               <w:t xml:space="preserve"/>
@@ -3928,7 +5069,10 @@
           </w:p>
           <w:p>
             <w:pPr>
-              <w:spacing w:after="0" w:line="320"/>
+              <w:pBdr>
+                <w:bottom w:val="single" w:color="AFBECC" w:sz="6"/>
+              </w:pBdr>
+              <w:spacing w:after="30" w:before="150"/>
             </w:pPr>
             <w:r>
               <w:t xml:space="preserve"/>
@@ -3936,7 +5080,10 @@
           </w:p>
           <w:p>
             <w:pPr>
-              <w:spacing w:after="0" w:line="320"/>
+              <w:pBdr>
+                <w:bottom w:val="single" w:color="AFBECC" w:sz="6"/>
+              </w:pBdr>
+              <w:spacing w:after="30" w:before="150"/>
             </w:pPr>
             <w:r>
               <w:t xml:space="preserve"/>
@@ -3944,7 +5091,125 @@
           </w:p>
           <w:p>
             <w:pPr>
-              <w:spacing w:after="0" w:line="320"/>
+              <w:pBdr>
+                <w:bottom w:val="single" w:color="AFBECC" w:sz="6"/>
+              </w:pBdr>
+              <w:spacing w:after="30" w:before="150"/>
+            </w:pPr>
+            <w:r>
+              <w:t xml:space="preserve"/>
+            </w:r>
+          </w:p>
+        </w:tc>
+        <w:tc>
+          <w:tcPr>
+            <w:tcW w:type="dxa" w:w="3000"/>
+            <w:shd w:fill="FBF3E2" w:color="auto" w:val="clear"/>
+            <w:tcMar>
+              <w:top w:type="dxa" w:w="80"/>
+              <w:left w:type="dxa" w:w="100"/>
+              <w:bottom w:type="dxa" w:w="80"/>
+              <w:right w:type="dxa" w:w="100"/>
+            </w:tcMar>
+            <w:vAlign w:val="top"/>
+          </w:tcPr>
+          <w:p>
+            <w:pPr>
+              <w:spacing w:after="40"/>
+            </w:pPr>
+            <w:r>
+              <w:rPr>
+                <w:b/>
+                <w:bCs/>
+                <w:color w:val="12355B"/>
+                <w:sz w:val="19"/>
+                <w:szCs w:val="19"/>
+              </w:rPr>
+              <w:t xml:space="preserve">Because... </w:t>
+            </w:r>
+            <w:r>
+              <w:rPr>
+                <w:color w:val="AFBECC"/>
+                <w:sz w:val="19"/>
+                <w:szCs w:val="19"/>
+              </w:rPr>
+              <w:t xml:space="preserve">________________</w:t>
+            </w:r>
+          </w:p>
+          <w:p>
+            <w:pPr>
+              <w:pBdr>
+                <w:bottom w:val="single" w:color="AFBECC" w:sz="6"/>
+              </w:pBdr>
+              <w:spacing w:after="30" w:before="150"/>
+            </w:pPr>
+            <w:r>
+              <w:t xml:space="preserve"/>
+            </w:r>
+          </w:p>
+          <w:p>
+            <w:pPr>
+              <w:spacing w:after="40" w:before="80"/>
+            </w:pPr>
+            <w:r>
+              <w:rPr>
+                <w:b/>
+                <w:bCs/>
+                <w:color w:val="6B4FA0"/>
+                <w:sz w:val="19"/>
+                <w:szCs w:val="19"/>
+              </w:rPr>
+              <w:t xml:space="preserve">Although... </w:t>
+            </w:r>
+            <w:r>
+              <w:rPr>
+                <w:color w:val="AFBECC"/>
+                <w:sz w:val="19"/>
+                <w:szCs w:val="19"/>
+              </w:rPr>
+              <w:t xml:space="preserve">_______________</w:t>
+            </w:r>
+          </w:p>
+          <w:p>
+            <w:pPr>
+              <w:pBdr>
+                <w:bottom w:val="single" w:color="AFBECC" w:sz="6"/>
+              </w:pBdr>
+              <w:spacing w:after="30" w:before="150"/>
+            </w:pPr>
+            <w:r>
+              <w:t xml:space="preserve"/>
+            </w:r>
+          </w:p>
+          <w:p>
+            <w:pPr>
+              <w:spacing w:after="40" w:before="80"/>
+            </w:pPr>
+            <w:r>
+              <w:rPr>
+                <w:b/>
+                <w:bCs/>
+                <w:color w:val="1FA6A2"/>
+                <w:sz w:val="19"/>
+                <w:szCs w:val="19"/>
+              </w:rPr>
+              <w:t xml:space="preserve">Therefore... </w:t>
+            </w:r>
+            <w:r>
+              <w:rPr>
+                <w:color w:val="AFBECC"/>
+                <w:sz w:val="19"/>
+                <w:szCs w:val="19"/>
+              </w:rPr>
+              <w:t xml:space="preserve">______________</w:t>
+            </w:r>
+          </w:p>
+          <w:p>
+            <w:pPr>
+              <w:pBdr>
+                <w:bottom w:val="single" w:color="AFBECC" w:sz="6"/>
+              </w:pBdr>
+              <w:spacing w:after="30" w:before="150"/>
             </w:pPr>
             <w:r>
               <w:t xml:space="preserve"/>
@@ -3953,6 +5218,14 @@
         </w:tc>
       </w:tr>
     </w:tbl>
+    <w:p>
+      <w:pPr>
+        <w:spacing w:after="80"/>
+      </w:pPr>
+      <w:r>
+        <w:t xml:space="preserve"/>
+      </w:r>
+    </w:p>
     <w:p>
       <w:pPr>
         <w:pStyle w:val="Heading1"/>
@@ -4071,6 +5344,149 @@
         <w:t xml:space="preserve"/>
       </w:r>
     </w:p>
+    <w:p>
+      <w:pPr>
+        <w:spacing w:after="60"/>
+      </w:pPr>
+      <w:r>
+        <w:t xml:space="preserve"/>
+      </w:r>
+    </w:p>
+    <w:tbl>
+      <w:tblPr>
+        <w:tblW w:type="dxa" w:w="9360"/>
+        <w:tblBorders>
+          <w:top w:val="single" w:color="C7D2DD" w:sz="6"/>
+          <w:left w:val="single" w:color="C7D2DD" w:sz="6"/>
+          <w:bottom w:val="single" w:color="C7D2DD" w:sz="6"/>
+          <w:right w:val="single" w:color="C7D2DD" w:sz="6"/>
+          <w:insideH w:val="single" w:color="C7D2DD" w:sz="6"/>
+          <w:insideV w:val="single" w:color="C7D2DD" w:sz="6"/>
+        </w:tblBorders>
+      </w:tblPr>
+      <w:tblGrid>
+        <w:gridCol w:w="3120"/>
+        <w:gridCol w:w="3120"/>
+        <w:gridCol w:w="3120"/>
+      </w:tblGrid>
+      <w:tr>
+        <w:trPr>
+          <w:cantSplit/>
+          <w:tblHeader/>
+        </w:trPr>
+        <w:tc>
+          <w:tcPr>
+            <w:tcW w:type="dxa" w:w="9360"/>
+            <w:gridSpan w:val="3"/>
+            <w:shd w:fill="EEF4F8" w:color="auto" w:val="clear"/>
+            <w:tcMar>
+              <w:top w:type="dxa" w:w="60"/>
+              <w:left w:type="dxa" w:w="100"/>
+              <w:bottom w:type="dxa" w:w="60"/>
+              <w:right w:type="dxa" w:w="100"/>
+            </w:tcMar>
+          </w:tcPr>
+          <w:p>
+            <w:pPr>
+              <w:spacing w:after="0"/>
+            </w:pPr>
+            <w:r>
+              <w:rPr>
+                <w:b/>
+                <w:bCs/>
+                <w:color w:val="12355B"/>
+                <w:sz w:val="18"/>
+                <w:szCs w:val="18"/>
+              </w:rPr>
+              <w:t xml:space="preserve">EXIT CHECK · 3-POINT SELF-ASSESSMENT CHECKLIST</w:t>
+            </w:r>
+          </w:p>
+        </w:tc>
+      </w:tr>
+      <w:tr>
+        <w:trPr>
+          <w:cantSplit/>
+        </w:trPr>
+        <w:tc>
+          <w:tcPr>
+            <w:tcW w:type="dxa" w:w="3120"/>
+            <w:tcMar>
+              <w:top w:type="dxa" w:w="80"/>
+              <w:left w:type="dxa" w:w="100"/>
+              <w:bottom w:type="dxa" w:w="80"/>
+              <w:right w:type="dxa" w:w="100"/>
+            </w:tcMar>
+          </w:tcPr>
+          <w:p>
+            <w:pPr>
+              <w:spacing w:after="0"/>
+            </w:pPr>
+            <w:r>
+              <w:rPr>
+                <w:b/>
+                <w:bCs/>
+                <w:color w:val="1A2733"/>
+                <w:sz w:val="18"/>
+                <w:szCs w:val="18"/>
+              </w:rPr>
+              <w:t xml:space="preserve">☐ 1. Units &amp; Labels Verified</w:t>
+            </w:r>
+          </w:p>
+        </w:tc>
+        <w:tc>
+          <w:tcPr>
+            <w:tcW w:type="dxa" w:w="3120"/>
+            <w:tcMar>
+              <w:top w:type="dxa" w:w="80"/>
+              <w:left w:type="dxa" w:w="100"/>
+              <w:bottom w:type="dxa" w:w="80"/>
+              <w:right w:type="dxa" w:w="100"/>
+            </w:tcMar>
+          </w:tcPr>
+          <w:p>
+            <w:pPr>
+              <w:spacing w:after="0"/>
+            </w:pPr>
+            <w:r>
+              <w:rPr>
+                <w:b/>
+                <w:bCs/>
+                <w:color w:val="1A2733"/>
+                <w:sz w:val="18"/>
+                <w:szCs w:val="18"/>
+              </w:rPr>
+              <w:t xml:space="preserve">☐ 2. Reasoning Stated (Because / Although / Therefore)</w:t>
+            </w:r>
+          </w:p>
+        </w:tc>
+        <w:tc>
+          <w:tcPr>
+            <w:tcW w:type="dxa" w:w="3120"/>
+            <w:tcMar>
+              <w:top w:type="dxa" w:w="80"/>
+              <w:left w:type="dxa" w:w="100"/>
+              <w:bottom w:type="dxa" w:w="80"/>
+              <w:right w:type="dxa" w:w="100"/>
+            </w:tcMar>
+          </w:tcPr>
+          <w:p>
+            <w:pPr>
+              <w:spacing w:after="0"/>
+            </w:pPr>
+            <w:r>
+              <w:rPr>
+                <w:b/>
+                <w:bCs/>
+                <w:color w:val="1A2733"/>
+                <w:sz w:val="18"/>
+                <w:szCs w:val="18"/>
+              </w:rPr>
+              <w:t xml:space="preserve">☐ 3. Calculations Double-Checked</w:t>
+            </w:r>
+          </w:p>
+        </w:tc>
+      </w:tr>
+    </w:tbl>
     <w:sectPr>
       <w:headerReference w:type="default" r:id="rId7"/>
       <w:footerReference w:type="default" r:id="rId8"/>
